--- a/data/03_investment_memo/investment_memo_30.docx
+++ b/data/03_investment_memo/investment_memo_30.docx
@@ -21,9 +21,81 @@
     <w:p>
       <w:r>
         <w:br/>
-        <w:t>根据内部财务模型测算，昊嘉网络有限公司 在未来三年</w:t>
+        <w:t>信诚致远网络有限公司 是中国 半导体 行业的重要企业之一。</w:t>
         <w:br/>
-        <w:t>收入复合增长率预计可达到 31% 左右。</w:t>
+        <w:t>根据华辰资本 投资委员会 的研究，该公司成立于 2015 年，</w:t>
+        <w:br/>
+        <w:t>目前员工规模约 2901 人。公司近年来持续加大研发投入，</w:t>
+        <w:br/>
+        <w:t>在核心技术方面形成了较强的竞争壁垒。</w:t>
+        <w:br/>
+      </w:r>
+    </w:p>
+    <w:p>
+      <w:r>
+        <w:br/>
+        <w:t>九方传媒有限公司 是中国 医疗科技 行业的重要企业之一。</w:t>
+        <w:br/>
+        <w:t>根据华辰资本 资产配置委员会 的研究，该公司成立于 2014 年，</w:t>
+        <w:br/>
+        <w:t>目前员工规模约 2973 人。公司近年来持续加大研发投入，</w:t>
+        <w:br/>
+        <w:t>在核心技术方面形成了较强的竞争壁垒。</w:t>
+        <w:br/>
+      </w:r>
+    </w:p>
+    <w:p>
+      <w:r>
+        <w:br/>
+        <w:t>华辰资本旗下的 HC Alpha Growth Fund 在最近的资产配置会议中</w:t>
+        <w:br/>
+        <w:t>讨论了 半导体 行业的投资机会，并对 华泰通安网络有限公司</w:t>
+        <w:br/>
+        <w:t>进行了重点评估。</w:t>
+        <w:br/>
+      </w:r>
+    </w:p>
+    <w:p>
+      <w:r>
+        <w:br/>
+        <w:t>风险管理部认为，消费科技 行业仍然面临若干</w:t>
+        <w:br/>
+        <w:t>不确定性因素，包括技术迭代风险、政策变化、</w:t>
+        <w:br/>
+        <w:t>以及市场竞争加剧等问题。</w:t>
+        <w:br/>
+      </w:r>
+    </w:p>
+    <w:p>
+      <w:r>
+        <w:br/>
+        <w:t>通际名联网络有限公司 是中国 机器人 行业的重要企业之一。</w:t>
+        <w:br/>
+        <w:t>根据华辰资本 资产配置委员会 的研究，该公司成立于 2016 年，</w:t>
+        <w:br/>
+        <w:t>目前员工规模约 3310 人。公司近年来持续加大研发投入，</w:t>
+        <w:br/>
+        <w:t>在核心技术方面形成了较强的竞争壁垒。</w:t>
+        <w:br/>
+      </w:r>
+    </w:p>
+    <w:p>
+      <w:r>
+        <w:br/>
+        <w:t>风险管理部认为，云计算 行业仍然面临若干</w:t>
+        <w:br/>
+        <w:t>不确定性因素，包括技术迭代风险、政策变化、</w:t>
+        <w:br/>
+        <w:t>以及市场竞争加剧等问题。</w:t>
+        <w:br/>
+      </w:r>
+    </w:p>
+    <w:p>
+      <w:r>
+        <w:br/>
+        <w:t>根据内部财务模型测算，通际名联科技有限公司 在未来三年</w:t>
+        <w:br/>
+        <w:t>收入复合增长率预计可达到 29% 左右。</w:t>
         <w:br/>
         <w:t>该预测基于行业需求增长以及公司产能扩张计划。</w:t>
         <w:br/>
@@ -32,22 +104,736 @@
     <w:p>
       <w:r>
         <w:br/>
-        <w:t>根据内部财务模型测算，和泰科技有限公司 在未来三年</w:t>
+        <w:t>从产业链角度看，云计算 行业主要由上游设备厂商、</w:t>
         <w:br/>
-        <w:t>收入复合增长率预计可达到 15% 左右。</w:t>
+        <w:t>中游平台企业以及下游应用厂商组成。</w:t>
         <w:br/>
-        <w:t>该预测基于行业需求增长以及公司产能扩张计划。</w:t>
+        <w:t>良诺科技有限公司 主要位于产业链的 下游 环节。</w:t>
+        <w:br/>
+      </w:r>
+    </w:p>
+    <w:tbl>
+      <w:tblPr>
+        <w:tblW w:type="auto" w:w="0"/>
+        <w:tblLook w:firstColumn="1" w:firstRow="1" w:lastColumn="0" w:lastRow="0" w:noHBand="0" w:noVBand="1" w:val="04A0"/>
+      </w:tblPr>
+      <w:tblGrid>
+        <w:gridCol w:w="2160"/>
+        <w:gridCol w:w="2160"/>
+        <w:gridCol w:w="2160"/>
+        <w:gridCol w:w="2160"/>
+      </w:tblGrid>
+      <w:tr>
+        <w:tc>
+          <w:tcPr>
+            <w:tcW w:type="dxa" w:w="2160"/>
+          </w:tcPr>
+          <w:p>
+            <w:r>
+              <w:t>公司</w:t>
+            </w:r>
+          </w:p>
+        </w:tc>
+        <w:tc>
+          <w:tcPr>
+            <w:tcW w:type="dxa" w:w="2160"/>
+          </w:tcPr>
+          <w:p>
+            <w:r>
+              <w:t>行业</w:t>
+            </w:r>
+          </w:p>
+        </w:tc>
+        <w:tc>
+          <w:tcPr>
+            <w:tcW w:type="dxa" w:w="2160"/>
+          </w:tcPr>
+          <w:p>
+            <w:r>
+              <w:t>市值</w:t>
+            </w:r>
+          </w:p>
+        </w:tc>
+        <w:tc>
+          <w:tcPr>
+            <w:tcW w:type="dxa" w:w="2160"/>
+          </w:tcPr>
+          <w:p>
+            <w:r>
+              <w:t>增长率</w:t>
+            </w:r>
+          </w:p>
+        </w:tc>
+      </w:tr>
+      <w:tr>
+        <w:tc>
+          <w:tcPr>
+            <w:tcW w:type="dxa" w:w="2160"/>
+          </w:tcPr>
+          <w:p>
+            <w:r>
+              <w:t>飞海科技传媒有限公司</w:t>
+            </w:r>
+          </w:p>
+        </w:tc>
+        <w:tc>
+          <w:tcPr>
+            <w:tcW w:type="dxa" w:w="2160"/>
+          </w:tcPr>
+          <w:p>
+            <w:r>
+              <w:t>消费科技</w:t>
+            </w:r>
+          </w:p>
+        </w:tc>
+        <w:tc>
+          <w:tcPr>
+            <w:tcW w:type="dxa" w:w="2160"/>
+          </w:tcPr>
+          <w:p>
+            <w:r>
+              <w:t>175亿</w:t>
+            </w:r>
+          </w:p>
+        </w:tc>
+        <w:tc>
+          <w:tcPr>
+            <w:tcW w:type="dxa" w:w="2160"/>
+          </w:tcPr>
+          <w:p>
+            <w:r>
+              <w:t>28%</w:t>
+            </w:r>
+          </w:p>
+        </w:tc>
+      </w:tr>
+      <w:tr>
+        <w:tc>
+          <w:tcPr>
+            <w:tcW w:type="dxa" w:w="2160"/>
+          </w:tcPr>
+          <w:p>
+            <w:r>
+              <w:t>富罳网络有限公司</w:t>
+            </w:r>
+          </w:p>
+        </w:tc>
+        <w:tc>
+          <w:tcPr>
+            <w:tcW w:type="dxa" w:w="2160"/>
+          </w:tcPr>
+          <w:p>
+            <w:r>
+              <w:t>新能源</w:t>
+            </w:r>
+          </w:p>
+        </w:tc>
+        <w:tc>
+          <w:tcPr>
+            <w:tcW w:type="dxa" w:w="2160"/>
+          </w:tcPr>
+          <w:p>
+            <w:r>
+              <w:t>103亿</w:t>
+            </w:r>
+          </w:p>
+        </w:tc>
+        <w:tc>
+          <w:tcPr>
+            <w:tcW w:type="dxa" w:w="2160"/>
+          </w:tcPr>
+          <w:p>
+            <w:r>
+              <w:t>5%</w:t>
+            </w:r>
+          </w:p>
+        </w:tc>
+      </w:tr>
+      <w:tr>
+        <w:tc>
+          <w:tcPr>
+            <w:tcW w:type="dxa" w:w="2160"/>
+          </w:tcPr>
+          <w:p>
+            <w:r>
+              <w:t>雨林木风计算机科技有限公司</w:t>
+            </w:r>
+          </w:p>
+        </w:tc>
+        <w:tc>
+          <w:tcPr>
+            <w:tcW w:type="dxa" w:w="2160"/>
+          </w:tcPr>
+          <w:p>
+            <w:r>
+              <w:t>半导体</w:t>
+            </w:r>
+          </w:p>
+        </w:tc>
+        <w:tc>
+          <w:tcPr>
+            <w:tcW w:type="dxa" w:w="2160"/>
+          </w:tcPr>
+          <w:p>
+            <w:r>
+              <w:t>134亿</w:t>
+            </w:r>
+          </w:p>
+        </w:tc>
+        <w:tc>
+          <w:tcPr>
+            <w:tcW w:type="dxa" w:w="2160"/>
+          </w:tcPr>
+          <w:p>
+            <w:r>
+              <w:t>15%</w:t>
+            </w:r>
+          </w:p>
+        </w:tc>
+      </w:tr>
+      <w:tr>
+        <w:tc>
+          <w:tcPr>
+            <w:tcW w:type="dxa" w:w="2160"/>
+          </w:tcPr>
+          <w:p>
+            <w:r>
+              <w:t>毕博诚信息有限公司</w:t>
+            </w:r>
+          </w:p>
+        </w:tc>
+        <w:tc>
+          <w:tcPr>
+            <w:tcW w:type="dxa" w:w="2160"/>
+          </w:tcPr>
+          <w:p>
+            <w:r>
+              <w:t>机器人</w:t>
+            </w:r>
+          </w:p>
+        </w:tc>
+        <w:tc>
+          <w:tcPr>
+            <w:tcW w:type="dxa" w:w="2160"/>
+          </w:tcPr>
+          <w:p>
+            <w:r>
+              <w:t>440亿</w:t>
+            </w:r>
+          </w:p>
+        </w:tc>
+        <w:tc>
+          <w:tcPr>
+            <w:tcW w:type="dxa" w:w="2160"/>
+          </w:tcPr>
+          <w:p>
+            <w:r>
+              <w:t>10%</w:t>
+            </w:r>
+          </w:p>
+        </w:tc>
+      </w:tr>
+      <w:tr>
+        <w:tc>
+          <w:tcPr>
+            <w:tcW w:type="dxa" w:w="2160"/>
+          </w:tcPr>
+          <w:p>
+            <w:r>
+              <w:t>创汇传媒有限公司</w:t>
+            </w:r>
+          </w:p>
+        </w:tc>
+        <w:tc>
+          <w:tcPr>
+            <w:tcW w:type="dxa" w:w="2160"/>
+          </w:tcPr>
+          <w:p>
+            <w:r>
+              <w:t>新能源</w:t>
+            </w:r>
+          </w:p>
+        </w:tc>
+        <w:tc>
+          <w:tcPr>
+            <w:tcW w:type="dxa" w:w="2160"/>
+          </w:tcPr>
+          <w:p>
+            <w:r>
+              <w:t>172亿</w:t>
+            </w:r>
+          </w:p>
+        </w:tc>
+        <w:tc>
+          <w:tcPr>
+            <w:tcW w:type="dxa" w:w="2160"/>
+          </w:tcPr>
+          <w:p>
+            <w:r>
+              <w:t>17%</w:t>
+            </w:r>
+          </w:p>
+        </w:tc>
+      </w:tr>
+      <w:tr>
+        <w:tc>
+          <w:tcPr>
+            <w:tcW w:type="dxa" w:w="2160"/>
+          </w:tcPr>
+          <w:p>
+            <w:r>
+              <w:t>图龙信息传媒有限公司</w:t>
+            </w:r>
+          </w:p>
+        </w:tc>
+        <w:tc>
+          <w:tcPr>
+            <w:tcW w:type="dxa" w:w="2160"/>
+          </w:tcPr>
+          <w:p>
+            <w:r>
+              <w:t>机器人</w:t>
+            </w:r>
+          </w:p>
+        </w:tc>
+        <w:tc>
+          <w:tcPr>
+            <w:tcW w:type="dxa" w:w="2160"/>
+          </w:tcPr>
+          <w:p>
+            <w:r>
+              <w:t>647亿</w:t>
+            </w:r>
+          </w:p>
+        </w:tc>
+        <w:tc>
+          <w:tcPr>
+            <w:tcW w:type="dxa" w:w="2160"/>
+          </w:tcPr>
+          <w:p>
+            <w:r>
+              <w:t>24%</w:t>
+            </w:r>
+          </w:p>
+        </w:tc>
+      </w:tr>
+      <w:tr>
+        <w:tc>
+          <w:tcPr>
+            <w:tcW w:type="dxa" w:w="2160"/>
+          </w:tcPr>
+          <w:p>
+            <w:r>
+              <w:t>良诺科技有限公司</w:t>
+            </w:r>
+          </w:p>
+        </w:tc>
+        <w:tc>
+          <w:tcPr>
+            <w:tcW w:type="dxa" w:w="2160"/>
+          </w:tcPr>
+          <w:p>
+            <w:r>
+              <w:t>云计算</w:t>
+            </w:r>
+          </w:p>
+        </w:tc>
+        <w:tc>
+          <w:tcPr>
+            <w:tcW w:type="dxa" w:w="2160"/>
+          </w:tcPr>
+          <w:p>
+            <w:r>
+              <w:t>599亿</w:t>
+            </w:r>
+          </w:p>
+        </w:tc>
+        <w:tc>
+          <w:tcPr>
+            <w:tcW w:type="dxa" w:w="2160"/>
+          </w:tcPr>
+          <w:p>
+            <w:r>
+              <w:t>17%</w:t>
+            </w:r>
+          </w:p>
+        </w:tc>
+      </w:tr>
+      <w:tr>
+        <w:tc>
+          <w:tcPr>
+            <w:tcW w:type="dxa" w:w="2160"/>
+          </w:tcPr>
+          <w:p>
+            <w:r>
+              <w:t>浦华众城网络有限公司</w:t>
+            </w:r>
+          </w:p>
+        </w:tc>
+        <w:tc>
+          <w:tcPr>
+            <w:tcW w:type="dxa" w:w="2160"/>
+          </w:tcPr>
+          <w:p>
+            <w:r>
+              <w:t>新能源</w:t>
+            </w:r>
+          </w:p>
+        </w:tc>
+        <w:tc>
+          <w:tcPr>
+            <w:tcW w:type="dxa" w:w="2160"/>
+          </w:tcPr>
+          <w:p>
+            <w:r>
+              <w:t>633亿</w:t>
+            </w:r>
+          </w:p>
+        </w:tc>
+        <w:tc>
+          <w:tcPr>
+            <w:tcW w:type="dxa" w:w="2160"/>
+          </w:tcPr>
+          <w:p>
+            <w:r>
+              <w:t>21%</w:t>
+            </w:r>
+          </w:p>
+        </w:tc>
+      </w:tr>
+      <w:tr>
+        <w:tc>
+          <w:tcPr>
+            <w:tcW w:type="dxa" w:w="2160"/>
+          </w:tcPr>
+          <w:p>
+            <w:r>
+              <w:t>戴硕电子网络有限公司</w:t>
+            </w:r>
+          </w:p>
+        </w:tc>
+        <w:tc>
+          <w:tcPr>
+            <w:tcW w:type="dxa" w:w="2160"/>
+          </w:tcPr>
+          <w:p>
+            <w:r>
+              <w:t>新能源</w:t>
+            </w:r>
+          </w:p>
+        </w:tc>
+        <w:tc>
+          <w:tcPr>
+            <w:tcW w:type="dxa" w:w="2160"/>
+          </w:tcPr>
+          <w:p>
+            <w:r>
+              <w:t>771亿</w:t>
+            </w:r>
+          </w:p>
+        </w:tc>
+        <w:tc>
+          <w:tcPr>
+            <w:tcW w:type="dxa" w:w="2160"/>
+          </w:tcPr>
+          <w:p>
+            <w:r>
+              <w:t>26%</w:t>
+            </w:r>
+          </w:p>
+        </w:tc>
+      </w:tr>
+      <w:tr>
+        <w:tc>
+          <w:tcPr>
+            <w:tcW w:type="dxa" w:w="2160"/>
+          </w:tcPr>
+          <w:p>
+            <w:r>
+              <w:t>惠派国际公司科技有限公司</w:t>
+            </w:r>
+          </w:p>
+        </w:tc>
+        <w:tc>
+          <w:tcPr>
+            <w:tcW w:type="dxa" w:w="2160"/>
+          </w:tcPr>
+          <w:p>
+            <w:r>
+              <w:t>人工智能</w:t>
+            </w:r>
+          </w:p>
+        </w:tc>
+        <w:tc>
+          <w:tcPr>
+            <w:tcW w:type="dxa" w:w="2160"/>
+          </w:tcPr>
+          <w:p>
+            <w:r>
+              <w:t>676亿</w:t>
+            </w:r>
+          </w:p>
+        </w:tc>
+        <w:tc>
+          <w:tcPr>
+            <w:tcW w:type="dxa" w:w="2160"/>
+          </w:tcPr>
+          <w:p>
+            <w:r>
+              <w:t>25%</w:t>
+            </w:r>
+          </w:p>
+        </w:tc>
+      </w:tr>
+      <w:tr>
+        <w:tc>
+          <w:tcPr>
+            <w:tcW w:type="dxa" w:w="2160"/>
+          </w:tcPr>
+          <w:p>
+            <w:r>
+              <w:t>良诺科技有限公司</w:t>
+            </w:r>
+          </w:p>
+        </w:tc>
+        <w:tc>
+          <w:tcPr>
+            <w:tcW w:type="dxa" w:w="2160"/>
+          </w:tcPr>
+          <w:p>
+            <w:r>
+              <w:t>云计算</w:t>
+            </w:r>
+          </w:p>
+        </w:tc>
+        <w:tc>
+          <w:tcPr>
+            <w:tcW w:type="dxa" w:w="2160"/>
+          </w:tcPr>
+          <w:p>
+            <w:r>
+              <w:t>732亿</w:t>
+            </w:r>
+          </w:p>
+        </w:tc>
+        <w:tc>
+          <w:tcPr>
+            <w:tcW w:type="dxa" w:w="2160"/>
+          </w:tcPr>
+          <w:p>
+            <w:r>
+              <w:t>6%</w:t>
+            </w:r>
+          </w:p>
+        </w:tc>
+      </w:tr>
+      <w:tr>
+        <w:tc>
+          <w:tcPr>
+            <w:tcW w:type="dxa" w:w="2160"/>
+          </w:tcPr>
+          <w:p>
+            <w:r>
+              <w:t>明腾传媒有限公司</w:t>
+            </w:r>
+          </w:p>
+        </w:tc>
+        <w:tc>
+          <w:tcPr>
+            <w:tcW w:type="dxa" w:w="2160"/>
+          </w:tcPr>
+          <w:p>
+            <w:r>
+              <w:t>人工智能</w:t>
+            </w:r>
+          </w:p>
+        </w:tc>
+        <w:tc>
+          <w:tcPr>
+            <w:tcW w:type="dxa" w:w="2160"/>
+          </w:tcPr>
+          <w:p>
+            <w:r>
+              <w:t>495亿</w:t>
+            </w:r>
+          </w:p>
+        </w:tc>
+        <w:tc>
+          <w:tcPr>
+            <w:tcW w:type="dxa" w:w="2160"/>
+          </w:tcPr>
+          <w:p>
+            <w:r>
+              <w:t>28%</w:t>
+            </w:r>
+          </w:p>
+        </w:tc>
+      </w:tr>
+      <w:tr>
+        <w:tc>
+          <w:tcPr>
+            <w:tcW w:type="dxa" w:w="2160"/>
+          </w:tcPr>
+          <w:p>
+            <w:r>
+              <w:t>华成育卓传媒有限公司</w:t>
+            </w:r>
+          </w:p>
+        </w:tc>
+        <w:tc>
+          <w:tcPr>
+            <w:tcW w:type="dxa" w:w="2160"/>
+          </w:tcPr>
+          <w:p>
+            <w:r>
+              <w:t>人工智能</w:t>
+            </w:r>
+          </w:p>
+        </w:tc>
+        <w:tc>
+          <w:tcPr>
+            <w:tcW w:type="dxa" w:w="2160"/>
+          </w:tcPr>
+          <w:p>
+            <w:r>
+              <w:t>545亿</w:t>
+            </w:r>
+          </w:p>
+        </w:tc>
+        <w:tc>
+          <w:tcPr>
+            <w:tcW w:type="dxa" w:w="2160"/>
+          </w:tcPr>
+          <w:p>
+            <w:r>
+              <w:t>25%</w:t>
+            </w:r>
+          </w:p>
+        </w:tc>
+      </w:tr>
+      <w:tr>
+        <w:tc>
+          <w:tcPr>
+            <w:tcW w:type="dxa" w:w="2160"/>
+          </w:tcPr>
+          <w:p>
+            <w:r>
+              <w:t>九方传媒有限公司</w:t>
+            </w:r>
+          </w:p>
+        </w:tc>
+        <w:tc>
+          <w:tcPr>
+            <w:tcW w:type="dxa" w:w="2160"/>
+          </w:tcPr>
+          <w:p>
+            <w:r>
+              <w:t>医疗科技</w:t>
+            </w:r>
+          </w:p>
+        </w:tc>
+        <w:tc>
+          <w:tcPr>
+            <w:tcW w:type="dxa" w:w="2160"/>
+          </w:tcPr>
+          <w:p>
+            <w:r>
+              <w:t>452亿</w:t>
+            </w:r>
+          </w:p>
+        </w:tc>
+        <w:tc>
+          <w:tcPr>
+            <w:tcW w:type="dxa" w:w="2160"/>
+          </w:tcPr>
+          <w:p>
+            <w:r>
+              <w:t>6%</w:t>
+            </w:r>
+          </w:p>
+        </w:tc>
+      </w:tr>
+      <w:tr>
+        <w:tc>
+          <w:tcPr>
+            <w:tcW w:type="dxa" w:w="2160"/>
+          </w:tcPr>
+          <w:p>
+            <w:r>
+              <w:t>方正科技传媒有限公司</w:t>
+            </w:r>
+          </w:p>
+        </w:tc>
+        <w:tc>
+          <w:tcPr>
+            <w:tcW w:type="dxa" w:w="2160"/>
+          </w:tcPr>
+          <w:p>
+            <w:r>
+              <w:t>人工智能</w:t>
+            </w:r>
+          </w:p>
+        </w:tc>
+        <w:tc>
+          <w:tcPr>
+            <w:tcW w:type="dxa" w:w="2160"/>
+          </w:tcPr>
+          <w:p>
+            <w:r>
+              <w:t>513亿</w:t>
+            </w:r>
+          </w:p>
+        </w:tc>
+        <w:tc>
+          <w:tcPr>
+            <w:tcW w:type="dxa" w:w="2160"/>
+          </w:tcPr>
+          <w:p>
+            <w:r>
+              <w:t>27%</w:t>
+            </w:r>
+          </w:p>
+        </w:tc>
+      </w:tr>
+    </w:tbl>
+    <w:p>
+      <w:pPr>
+        <w:pStyle w:val="Heading1"/>
+      </w:pPr>
+      <w:r>
+        <w:t>行业分析 2</w:t>
+      </w:r>
+    </w:p>
+    <w:p>
+      <w:r>
+        <w:br/>
+        <w:t>从产业链角度看，消费科技 行业主要由上游设备厂商、</w:t>
+        <w:br/>
+        <w:t>中游平台企业以及下游应用厂商组成。</w:t>
+        <w:br/>
+        <w:t>方正科技信息有限公司 主要位于产业链的 上游 环节。</w:t>
         <w:br/>
       </w:r>
     </w:p>
     <w:p>
       <w:r>
         <w:br/>
-        <w:t>精芯科技有限公司 是中国 云计算 行业的重要企业之一。</w:t>
+        <w:t>从产业链角度看，消费科技 行业主要由上游设备厂商、</w:t>
         <w:br/>
-        <w:t>根据华辰资本 投资委员会 的研究，该公司成立于 2005 年，</w:t>
+        <w:t>中游平台企业以及下游应用厂商组成。</w:t>
         <w:br/>
-        <w:t>目前员工规模约 3520 人。公司近年来持续加大研发投入，</w:t>
+        <w:t>方正科技信息有限公司 主要位于产业链的 中游 环节。</w:t>
+        <w:br/>
+      </w:r>
+    </w:p>
+    <w:p>
+      <w:r>
+        <w:br/>
+        <w:t>迪摩信息有限公司 是中国 医疗科技 行业的重要企业之一。</w:t>
+        <w:br/>
+        <w:t>根据华辰资本 投资策略部 的研究，该公司成立于 2013 年，</w:t>
+        <w:br/>
+        <w:t>目前员工规模约 858 人。公司近年来持续加大研发投入，</w:t>
         <w:br/>
         <w:t>在核心技术方面形成了较强的竞争壁垒。</w:t>
         <w:br/>
@@ -56,9 +842,9 @@
     <w:p>
       <w:r>
         <w:br/>
-        <w:t>根据内部财务模型测算，兰金电子网络有限公司 在未来三年</w:t>
+        <w:t>根据内部财务模型测算，恩悌网络有限公司 在未来三年</w:t>
         <w:br/>
-        <w:t>收入复合增长率预计可达到 22% 左右。</w:t>
+        <w:t>收入复合增长率预计可达到 26% 左右。</w:t>
         <w:br/>
         <w:t>该预测基于行业需求增长以及公司产能扩张计划。</w:t>
         <w:br/>
@@ -78,11 +864,764 @@
     <w:p>
       <w:r>
         <w:br/>
-        <w:t>风险管理部认为，半导体 行业仍然面临若干</w:t>
+        <w:t>华辰资本旗下的 HC Global Macro Fund 在最近的资产配置会议中</w:t>
         <w:br/>
-        <w:t>不确定性因素，包括技术迭代风险、政策变化、</w:t>
+        <w:t>讨论了 消费科技 行业的投资机会，并对 飞海科技传媒有限公司</w:t>
         <w:br/>
-        <w:t>以及市场竞争加剧等问题。</w:t>
+        <w:t>进行了重点评估。</w:t>
+        <w:br/>
+      </w:r>
+    </w:p>
+    <w:p>
+      <w:r>
+        <w:br/>
+        <w:t>华辰资本旗下的 HC Energy Transition Fund 在最近的资产配置会议中</w:t>
+        <w:br/>
+        <w:t>讨论了 云计算 行业的投资机会，并对 良诺科技有限公司</w:t>
+        <w:br/>
+        <w:t>进行了重点评估。</w:t>
+        <w:br/>
+      </w:r>
+    </w:p>
+    <w:p>
+      <w:r>
+        <w:br/>
+        <w:t>联通时科传媒有限公司 是中国 消费科技 行业的重要企业之一。</w:t>
+        <w:br/>
+        <w:t>根据华辰资本 量化研究部 的研究，该公司成立于 2014 年，</w:t>
+        <w:br/>
+        <w:t>目前员工规模约 3667 人。公司近年来持续加大研发投入，</w:t>
+        <w:br/>
+        <w:t>在核心技术方面形成了较强的竞争壁垒。</w:t>
+        <w:br/>
+      </w:r>
+    </w:p>
+    <w:tbl>
+      <w:tblPr>
+        <w:tblW w:type="auto" w:w="0"/>
+        <w:tblLook w:firstColumn="1" w:firstRow="1" w:lastColumn="0" w:lastRow="0" w:noHBand="0" w:noVBand="1" w:val="04A0"/>
+      </w:tblPr>
+      <w:tblGrid>
+        <w:gridCol w:w="2160"/>
+        <w:gridCol w:w="2160"/>
+        <w:gridCol w:w="2160"/>
+        <w:gridCol w:w="2160"/>
+      </w:tblGrid>
+      <w:tr>
+        <w:tc>
+          <w:tcPr>
+            <w:tcW w:type="dxa" w:w="2160"/>
+          </w:tcPr>
+          <w:p>
+            <w:r>
+              <w:t>公司</w:t>
+            </w:r>
+          </w:p>
+        </w:tc>
+        <w:tc>
+          <w:tcPr>
+            <w:tcW w:type="dxa" w:w="2160"/>
+          </w:tcPr>
+          <w:p>
+            <w:r>
+              <w:t>行业</w:t>
+            </w:r>
+          </w:p>
+        </w:tc>
+        <w:tc>
+          <w:tcPr>
+            <w:tcW w:type="dxa" w:w="2160"/>
+          </w:tcPr>
+          <w:p>
+            <w:r>
+              <w:t>市值</w:t>
+            </w:r>
+          </w:p>
+        </w:tc>
+        <w:tc>
+          <w:tcPr>
+            <w:tcW w:type="dxa" w:w="2160"/>
+          </w:tcPr>
+          <w:p>
+            <w:r>
+              <w:t>增长率</w:t>
+            </w:r>
+          </w:p>
+        </w:tc>
+      </w:tr>
+      <w:tr>
+        <w:tc>
+          <w:tcPr>
+            <w:tcW w:type="dxa" w:w="2160"/>
+          </w:tcPr>
+          <w:p>
+            <w:r>
+              <w:t>信诚致远科技有限公司</w:t>
+            </w:r>
+          </w:p>
+        </w:tc>
+        <w:tc>
+          <w:tcPr>
+            <w:tcW w:type="dxa" w:w="2160"/>
+          </w:tcPr>
+          <w:p>
+            <w:r>
+              <w:t>云计算</w:t>
+            </w:r>
+          </w:p>
+        </w:tc>
+        <w:tc>
+          <w:tcPr>
+            <w:tcW w:type="dxa" w:w="2160"/>
+          </w:tcPr>
+          <w:p>
+            <w:r>
+              <w:t>301亿</w:t>
+            </w:r>
+          </w:p>
+        </w:tc>
+        <w:tc>
+          <w:tcPr>
+            <w:tcW w:type="dxa" w:w="2160"/>
+          </w:tcPr>
+          <w:p>
+            <w:r>
+              <w:t>14%</w:t>
+            </w:r>
+          </w:p>
+        </w:tc>
+      </w:tr>
+      <w:tr>
+        <w:tc>
+          <w:tcPr>
+            <w:tcW w:type="dxa" w:w="2160"/>
+          </w:tcPr>
+          <w:p>
+            <w:r>
+              <w:t>飞海科技传媒有限公司</w:t>
+            </w:r>
+          </w:p>
+        </w:tc>
+        <w:tc>
+          <w:tcPr>
+            <w:tcW w:type="dxa" w:w="2160"/>
+          </w:tcPr>
+          <w:p>
+            <w:r>
+              <w:t>消费科技</w:t>
+            </w:r>
+          </w:p>
+        </w:tc>
+        <w:tc>
+          <w:tcPr>
+            <w:tcW w:type="dxa" w:w="2160"/>
+          </w:tcPr>
+          <w:p>
+            <w:r>
+              <w:t>573亿</w:t>
+            </w:r>
+          </w:p>
+        </w:tc>
+        <w:tc>
+          <w:tcPr>
+            <w:tcW w:type="dxa" w:w="2160"/>
+          </w:tcPr>
+          <w:p>
+            <w:r>
+              <w:t>5%</w:t>
+            </w:r>
+          </w:p>
+        </w:tc>
+      </w:tr>
+      <w:tr>
+        <w:tc>
+          <w:tcPr>
+            <w:tcW w:type="dxa" w:w="2160"/>
+          </w:tcPr>
+          <w:p>
+            <w:r>
+              <w:t>新格林耐特网络有限公司</w:t>
+            </w:r>
+          </w:p>
+        </w:tc>
+        <w:tc>
+          <w:tcPr>
+            <w:tcW w:type="dxa" w:w="2160"/>
+          </w:tcPr>
+          <w:p>
+            <w:r>
+              <w:t>人工智能</w:t>
+            </w:r>
+          </w:p>
+        </w:tc>
+        <w:tc>
+          <w:tcPr>
+            <w:tcW w:type="dxa" w:w="2160"/>
+          </w:tcPr>
+          <w:p>
+            <w:r>
+              <w:t>226亿</w:t>
+            </w:r>
+          </w:p>
+        </w:tc>
+        <w:tc>
+          <w:tcPr>
+            <w:tcW w:type="dxa" w:w="2160"/>
+          </w:tcPr>
+          <w:p>
+            <w:r>
+              <w:t>7%</w:t>
+            </w:r>
+          </w:p>
+        </w:tc>
+      </w:tr>
+      <w:tr>
+        <w:tc>
+          <w:tcPr>
+            <w:tcW w:type="dxa" w:w="2160"/>
+          </w:tcPr>
+          <w:p>
+            <w:r>
+              <w:t>富罳网络有限公司</w:t>
+            </w:r>
+          </w:p>
+        </w:tc>
+        <w:tc>
+          <w:tcPr>
+            <w:tcW w:type="dxa" w:w="2160"/>
+          </w:tcPr>
+          <w:p>
+            <w:r>
+              <w:t>新能源</w:t>
+            </w:r>
+          </w:p>
+        </w:tc>
+        <w:tc>
+          <w:tcPr>
+            <w:tcW w:type="dxa" w:w="2160"/>
+          </w:tcPr>
+          <w:p>
+            <w:r>
+              <w:t>786亿</w:t>
+            </w:r>
+          </w:p>
+        </w:tc>
+        <w:tc>
+          <w:tcPr>
+            <w:tcW w:type="dxa" w:w="2160"/>
+          </w:tcPr>
+          <w:p>
+            <w:r>
+              <w:t>24%</w:t>
+            </w:r>
+          </w:p>
+        </w:tc>
+      </w:tr>
+      <w:tr>
+        <w:tc>
+          <w:tcPr>
+            <w:tcW w:type="dxa" w:w="2160"/>
+          </w:tcPr>
+          <w:p>
+            <w:r>
+              <w:t>毕博诚信息有限公司</w:t>
+            </w:r>
+          </w:p>
+        </w:tc>
+        <w:tc>
+          <w:tcPr>
+            <w:tcW w:type="dxa" w:w="2160"/>
+          </w:tcPr>
+          <w:p>
+            <w:r>
+              <w:t>机器人</w:t>
+            </w:r>
+          </w:p>
+        </w:tc>
+        <w:tc>
+          <w:tcPr>
+            <w:tcW w:type="dxa" w:w="2160"/>
+          </w:tcPr>
+          <w:p>
+            <w:r>
+              <w:t>456亿</w:t>
+            </w:r>
+          </w:p>
+        </w:tc>
+        <w:tc>
+          <w:tcPr>
+            <w:tcW w:type="dxa" w:w="2160"/>
+          </w:tcPr>
+          <w:p>
+            <w:r>
+              <w:t>21%</w:t>
+            </w:r>
+          </w:p>
+        </w:tc>
+      </w:tr>
+      <w:tr>
+        <w:tc>
+          <w:tcPr>
+            <w:tcW w:type="dxa" w:w="2160"/>
+          </w:tcPr>
+          <w:p>
+            <w:r>
+              <w:t>方正科技信息有限公司</w:t>
+            </w:r>
+          </w:p>
+        </w:tc>
+        <w:tc>
+          <w:tcPr>
+            <w:tcW w:type="dxa" w:w="2160"/>
+          </w:tcPr>
+          <w:p>
+            <w:r>
+              <w:t>消费科技</w:t>
+            </w:r>
+          </w:p>
+        </w:tc>
+        <w:tc>
+          <w:tcPr>
+            <w:tcW w:type="dxa" w:w="2160"/>
+          </w:tcPr>
+          <w:p>
+            <w:r>
+              <w:t>771亿</w:t>
+            </w:r>
+          </w:p>
+        </w:tc>
+        <w:tc>
+          <w:tcPr>
+            <w:tcW w:type="dxa" w:w="2160"/>
+          </w:tcPr>
+          <w:p>
+            <w:r>
+              <w:t>7%</w:t>
+            </w:r>
+          </w:p>
+        </w:tc>
+      </w:tr>
+      <w:tr>
+        <w:tc>
+          <w:tcPr>
+            <w:tcW w:type="dxa" w:w="2160"/>
+          </w:tcPr>
+          <w:p>
+            <w:r>
+              <w:t>雨林木风计算机科技有限公司</w:t>
+            </w:r>
+          </w:p>
+        </w:tc>
+        <w:tc>
+          <w:tcPr>
+            <w:tcW w:type="dxa" w:w="2160"/>
+          </w:tcPr>
+          <w:p>
+            <w:r>
+              <w:t>半导体</w:t>
+            </w:r>
+          </w:p>
+        </w:tc>
+        <w:tc>
+          <w:tcPr>
+            <w:tcW w:type="dxa" w:w="2160"/>
+          </w:tcPr>
+          <w:p>
+            <w:r>
+              <w:t>608亿</w:t>
+            </w:r>
+          </w:p>
+        </w:tc>
+        <w:tc>
+          <w:tcPr>
+            <w:tcW w:type="dxa" w:w="2160"/>
+          </w:tcPr>
+          <w:p>
+            <w:r>
+              <w:t>7%</w:t>
+            </w:r>
+          </w:p>
+        </w:tc>
+      </w:tr>
+      <w:tr>
+        <w:tc>
+          <w:tcPr>
+            <w:tcW w:type="dxa" w:w="2160"/>
+          </w:tcPr>
+          <w:p>
+            <w:r>
+              <w:t>鑫博腾飞信息有限公司</w:t>
+            </w:r>
+          </w:p>
+        </w:tc>
+        <w:tc>
+          <w:tcPr>
+            <w:tcW w:type="dxa" w:w="2160"/>
+          </w:tcPr>
+          <w:p>
+            <w:r>
+              <w:t>消费科技</w:t>
+            </w:r>
+          </w:p>
+        </w:tc>
+        <w:tc>
+          <w:tcPr>
+            <w:tcW w:type="dxa" w:w="2160"/>
+          </w:tcPr>
+          <w:p>
+            <w:r>
+              <w:t>292亿</w:t>
+            </w:r>
+          </w:p>
+        </w:tc>
+        <w:tc>
+          <w:tcPr>
+            <w:tcW w:type="dxa" w:w="2160"/>
+          </w:tcPr>
+          <w:p>
+            <w:r>
+              <w:t>20%</w:t>
+            </w:r>
+          </w:p>
+        </w:tc>
+      </w:tr>
+      <w:tr>
+        <w:tc>
+          <w:tcPr>
+            <w:tcW w:type="dxa" w:w="2160"/>
+          </w:tcPr>
+          <w:p>
+            <w:r>
+              <w:t>华成育卓科技有限公司</w:t>
+            </w:r>
+          </w:p>
+        </w:tc>
+        <w:tc>
+          <w:tcPr>
+            <w:tcW w:type="dxa" w:w="2160"/>
+          </w:tcPr>
+          <w:p>
+            <w:r>
+              <w:t>医疗科技</w:t>
+            </w:r>
+          </w:p>
+        </w:tc>
+        <w:tc>
+          <w:tcPr>
+            <w:tcW w:type="dxa" w:w="2160"/>
+          </w:tcPr>
+          <w:p>
+            <w:r>
+              <w:t>512亿</w:t>
+            </w:r>
+          </w:p>
+        </w:tc>
+        <w:tc>
+          <w:tcPr>
+            <w:tcW w:type="dxa" w:w="2160"/>
+          </w:tcPr>
+          <w:p>
+            <w:r>
+              <w:t>9%</w:t>
+            </w:r>
+          </w:p>
+        </w:tc>
+      </w:tr>
+      <w:tr>
+        <w:tc>
+          <w:tcPr>
+            <w:tcW w:type="dxa" w:w="2160"/>
+          </w:tcPr>
+          <w:p>
+            <w:r>
+              <w:t>通际名联科技有限公司</w:t>
+            </w:r>
+          </w:p>
+        </w:tc>
+        <w:tc>
+          <w:tcPr>
+            <w:tcW w:type="dxa" w:w="2160"/>
+          </w:tcPr>
+          <w:p>
+            <w:r>
+              <w:t>人工智能</w:t>
+            </w:r>
+          </w:p>
+        </w:tc>
+        <w:tc>
+          <w:tcPr>
+            <w:tcW w:type="dxa" w:w="2160"/>
+          </w:tcPr>
+          <w:p>
+            <w:r>
+              <w:t>691亿</w:t>
+            </w:r>
+          </w:p>
+        </w:tc>
+        <w:tc>
+          <w:tcPr>
+            <w:tcW w:type="dxa" w:w="2160"/>
+          </w:tcPr>
+          <w:p>
+            <w:r>
+              <w:t>25%</w:t>
+            </w:r>
+          </w:p>
+        </w:tc>
+      </w:tr>
+      <w:tr>
+        <w:tc>
+          <w:tcPr>
+            <w:tcW w:type="dxa" w:w="2160"/>
+          </w:tcPr>
+          <w:p>
+            <w:r>
+              <w:t>明腾传媒有限公司</w:t>
+            </w:r>
+          </w:p>
+        </w:tc>
+        <w:tc>
+          <w:tcPr>
+            <w:tcW w:type="dxa" w:w="2160"/>
+          </w:tcPr>
+          <w:p>
+            <w:r>
+              <w:t>人工智能</w:t>
+            </w:r>
+          </w:p>
+        </w:tc>
+        <w:tc>
+          <w:tcPr>
+            <w:tcW w:type="dxa" w:w="2160"/>
+          </w:tcPr>
+          <w:p>
+            <w:r>
+              <w:t>677亿</w:t>
+            </w:r>
+          </w:p>
+        </w:tc>
+        <w:tc>
+          <w:tcPr>
+            <w:tcW w:type="dxa" w:w="2160"/>
+          </w:tcPr>
+          <w:p>
+            <w:r>
+              <w:t>24%</w:t>
+            </w:r>
+          </w:p>
+        </w:tc>
+      </w:tr>
+      <w:tr>
+        <w:tc>
+          <w:tcPr>
+            <w:tcW w:type="dxa" w:w="2160"/>
+          </w:tcPr>
+          <w:p>
+            <w:r>
+              <w:t>鑫博腾飞信息有限公司</w:t>
+            </w:r>
+          </w:p>
+        </w:tc>
+        <w:tc>
+          <w:tcPr>
+            <w:tcW w:type="dxa" w:w="2160"/>
+          </w:tcPr>
+          <w:p>
+            <w:r>
+              <w:t>消费科技</w:t>
+            </w:r>
+          </w:p>
+        </w:tc>
+        <w:tc>
+          <w:tcPr>
+            <w:tcW w:type="dxa" w:w="2160"/>
+          </w:tcPr>
+          <w:p>
+            <w:r>
+              <w:t>768亿</w:t>
+            </w:r>
+          </w:p>
+        </w:tc>
+        <w:tc>
+          <w:tcPr>
+            <w:tcW w:type="dxa" w:w="2160"/>
+          </w:tcPr>
+          <w:p>
+            <w:r>
+              <w:t>22%</w:t>
+            </w:r>
+          </w:p>
+        </w:tc>
+      </w:tr>
+      <w:tr>
+        <w:tc>
+          <w:tcPr>
+            <w:tcW w:type="dxa" w:w="2160"/>
+          </w:tcPr>
+          <w:p>
+            <w:r>
+              <w:t>信诚致远网络有限公司</w:t>
+            </w:r>
+          </w:p>
+        </w:tc>
+        <w:tc>
+          <w:tcPr>
+            <w:tcW w:type="dxa" w:w="2160"/>
+          </w:tcPr>
+          <w:p>
+            <w:r>
+              <w:t>半导体</w:t>
+            </w:r>
+          </w:p>
+        </w:tc>
+        <w:tc>
+          <w:tcPr>
+            <w:tcW w:type="dxa" w:w="2160"/>
+          </w:tcPr>
+          <w:p>
+            <w:r>
+              <w:t>645亿</w:t>
+            </w:r>
+          </w:p>
+        </w:tc>
+        <w:tc>
+          <w:tcPr>
+            <w:tcW w:type="dxa" w:w="2160"/>
+          </w:tcPr>
+          <w:p>
+            <w:r>
+              <w:t>19%</w:t>
+            </w:r>
+          </w:p>
+        </w:tc>
+      </w:tr>
+      <w:tr>
+        <w:tc>
+          <w:tcPr>
+            <w:tcW w:type="dxa" w:w="2160"/>
+          </w:tcPr>
+          <w:p>
+            <w:r>
+              <w:t>联软科技有限公司</w:t>
+            </w:r>
+          </w:p>
+        </w:tc>
+        <w:tc>
+          <w:tcPr>
+            <w:tcW w:type="dxa" w:w="2160"/>
+          </w:tcPr>
+          <w:p>
+            <w:r>
+              <w:t>消费科技</w:t>
+            </w:r>
+          </w:p>
+        </w:tc>
+        <w:tc>
+          <w:tcPr>
+            <w:tcW w:type="dxa" w:w="2160"/>
+          </w:tcPr>
+          <w:p>
+            <w:r>
+              <w:t>431亿</w:t>
+            </w:r>
+          </w:p>
+        </w:tc>
+        <w:tc>
+          <w:tcPr>
+            <w:tcW w:type="dxa" w:w="2160"/>
+          </w:tcPr>
+          <w:p>
+            <w:r>
+              <w:t>5%</w:t>
+            </w:r>
+          </w:p>
+        </w:tc>
+      </w:tr>
+      <w:tr>
+        <w:tc>
+          <w:tcPr>
+            <w:tcW w:type="dxa" w:w="2160"/>
+          </w:tcPr>
+          <w:p>
+            <w:r>
+              <w:t>联软科技有限公司</w:t>
+            </w:r>
+          </w:p>
+        </w:tc>
+        <w:tc>
+          <w:tcPr>
+            <w:tcW w:type="dxa" w:w="2160"/>
+          </w:tcPr>
+          <w:p>
+            <w:r>
+              <w:t>消费科技</w:t>
+            </w:r>
+          </w:p>
+        </w:tc>
+        <w:tc>
+          <w:tcPr>
+            <w:tcW w:type="dxa" w:w="2160"/>
+          </w:tcPr>
+          <w:p>
+            <w:r>
+              <w:t>145亿</w:t>
+            </w:r>
+          </w:p>
+        </w:tc>
+        <w:tc>
+          <w:tcPr>
+            <w:tcW w:type="dxa" w:w="2160"/>
+          </w:tcPr>
+          <w:p>
+            <w:r>
+              <w:t>17%</w:t>
+            </w:r>
+          </w:p>
+        </w:tc>
+      </w:tr>
+    </w:tbl>
+    <w:p>
+      <w:pPr>
+        <w:pStyle w:val="Heading1"/>
+      </w:pPr>
+      <w:r>
+        <w:t>行业分析 3</w:t>
+      </w:r>
+    </w:p>
+    <w:p>
+      <w:r>
+        <w:br/>
+        <w:t>从产业链角度看，云计算 行业主要由上游设备厂商、</w:t>
+        <w:br/>
+        <w:t>中游平台企业以及下游应用厂商组成。</w:t>
+        <w:br/>
+        <w:t>信诚致远科技有限公司 主要位于产业链的 上游 环节。</w:t>
+        <w:br/>
+      </w:r>
+    </w:p>
+    <w:p>
+      <w:r>
+        <w:br/>
+        <w:t>精芯信息有限公司 是中国 半导体 行业的重要企业之一。</w:t>
+        <w:br/>
+        <w:t>根据华辰资本 投资委员会 的研究，该公司成立于 2019 年，</w:t>
+        <w:br/>
+        <w:t>目前员工规模约 5163 人。公司近年来持续加大研发投入，</w:t>
+        <w:br/>
+        <w:t>在核心技术方面形成了较强的竞争壁垒。</w:t>
+        <w:br/>
+      </w:r>
+    </w:p>
+    <w:p>
+      <w:r>
+        <w:br/>
+        <w:t>飞利信科技有限公司 是中国 人工智能 行业的重要企业之一。</w:t>
+        <w:br/>
+        <w:t>根据华辰资本 投资委员会 的研究，该公司成立于 2018 年，</w:t>
+        <w:br/>
+        <w:t>目前员工规模约 1801 人。公司近年来持续加大研发投入，</w:t>
+        <w:br/>
+        <w:t>在核心技术方面形成了较强的竞争壁垒。</w:t>
         <w:br/>
       </w:r>
     </w:p>
@@ -100,13 +1639,46 @@
     <w:p>
       <w:r>
         <w:br/>
-        <w:t>创亿信息有限公司 是中国 医疗科技 行业的重要企业之一。</w:t>
+        <w:t>从产业链角度看，半导体 行业主要由上游设备厂商、</w:t>
         <w:br/>
-        <w:t>根据华辰资本 资产配置委员会 的研究，该公司成立于 2007 年，</w:t>
+        <w:t>中游平台企业以及下游应用厂商组成。</w:t>
         <w:br/>
-        <w:t>目前员工规模约 7601 人。公司近年来持续加大研发投入，</w:t>
+        <w:t>华泰通安网络有限公司 主要位于产业链的 下游 环节。</w:t>
+        <w:br/>
+      </w:r>
+    </w:p>
+    <w:p>
+      <w:r>
+        <w:br/>
+        <w:t>风险管理部认为，云计算 行业仍然面临若干</w:t>
+        <w:br/>
+        <w:t>不确定性因素，包括技术迭代风险、政策变化、</w:t>
+        <w:br/>
+        <w:t>以及市场竞争加剧等问题。</w:t>
+        <w:br/>
+      </w:r>
+    </w:p>
+    <w:p>
+      <w:r>
+        <w:br/>
+        <w:t>恩悌网络有限公司 是中国 新能源 行业的重要企业之一。</w:t>
+        <w:br/>
+        <w:t>根据华辰资本 资产配置委员会 的研究，该公司成立于 2011 年，</w:t>
+        <w:br/>
+        <w:t>目前员工规模约 7408 人。公司近年来持续加大研发投入，</w:t>
         <w:br/>
         <w:t>在核心技术方面形成了较强的竞争壁垒。</w:t>
+        <w:br/>
+      </w:r>
+    </w:p>
+    <w:p>
+      <w:r>
+        <w:br/>
+        <w:t>从产业链角度看，医疗科技 行业主要由上游设备厂商、</w:t>
+        <w:br/>
+        <w:t>中游平台企业以及下游应用厂商组成。</w:t>
+        <w:br/>
+        <w:t>迪摩信息有限公司 主要位于产业链的 中游 环节。</w:t>
         <w:br/>
       </w:r>
     </w:p>
@@ -170,37 +1742,37 @@
           </w:tcPr>
           <w:p>
             <w:r>
-              <w:t>济南亿次元网络有限公司</w:t>
-            </w:r>
-          </w:p>
-        </w:tc>
-        <w:tc>
-          <w:tcPr>
-            <w:tcW w:type="dxa" w:w="2160"/>
-          </w:tcPr>
-          <w:p>
-            <w:r>
-              <w:t>机器人</w:t>
-            </w:r>
-          </w:p>
-        </w:tc>
-        <w:tc>
-          <w:tcPr>
-            <w:tcW w:type="dxa" w:w="2160"/>
-          </w:tcPr>
-          <w:p>
-            <w:r>
-              <w:t>293亿</w:t>
-            </w:r>
-          </w:p>
-        </w:tc>
-        <w:tc>
-          <w:tcPr>
-            <w:tcW w:type="dxa" w:w="2160"/>
-          </w:tcPr>
-          <w:p>
-            <w:r>
-              <w:t>30%</w:t>
+              <w:t>迪摩信息有限公司</w:t>
+            </w:r>
+          </w:p>
+        </w:tc>
+        <w:tc>
+          <w:tcPr>
+            <w:tcW w:type="dxa" w:w="2160"/>
+          </w:tcPr>
+          <w:p>
+            <w:r>
+              <w:t>医疗科技</w:t>
+            </w:r>
+          </w:p>
+        </w:tc>
+        <w:tc>
+          <w:tcPr>
+            <w:tcW w:type="dxa" w:w="2160"/>
+          </w:tcPr>
+          <w:p>
+            <w:r>
+              <w:t>210亿</w:t>
+            </w:r>
+          </w:p>
+        </w:tc>
+        <w:tc>
+          <w:tcPr>
+            <w:tcW w:type="dxa" w:w="2160"/>
+          </w:tcPr>
+          <w:p>
+            <w:r>
+              <w:t>15%</w:t>
             </w:r>
           </w:p>
         </w:tc>
@@ -212,7 +1784,7 @@
           </w:tcPr>
           <w:p>
             <w:r>
-              <w:t>创联世纪科技有限公司</w:t>
+              <w:t>迪摩信息有限公司</w:t>
             </w:r>
           </w:p>
         </w:tc>
@@ -232,17 +1804,17 @@
           </w:tcPr>
           <w:p>
             <w:r>
-              <w:t>279亿</w:t>
-            </w:r>
-          </w:p>
-        </w:tc>
-        <w:tc>
-          <w:tcPr>
-            <w:tcW w:type="dxa" w:w="2160"/>
-          </w:tcPr>
-          <w:p>
-            <w:r>
-              <w:t>20%</w:t>
+              <w:t>244亿</w:t>
+            </w:r>
+          </w:p>
+        </w:tc>
+        <w:tc>
+          <w:tcPr>
+            <w:tcW w:type="dxa" w:w="2160"/>
+          </w:tcPr>
+          <w:p>
+            <w:r>
+              <w:t>15%</w:t>
             </w:r>
           </w:p>
         </w:tc>
@@ -254,37 +1826,37 @@
           </w:tcPr>
           <w:p>
             <w:r>
-              <w:t>快讯网络有限公司</w:t>
-            </w:r>
-          </w:p>
-        </w:tc>
-        <w:tc>
-          <w:tcPr>
-            <w:tcW w:type="dxa" w:w="2160"/>
-          </w:tcPr>
-          <w:p>
-            <w:r>
-              <w:t>新能源</w:t>
-            </w:r>
-          </w:p>
-        </w:tc>
-        <w:tc>
-          <w:tcPr>
-            <w:tcW w:type="dxa" w:w="2160"/>
-          </w:tcPr>
-          <w:p>
-            <w:r>
-              <w:t>702亿</w:t>
-            </w:r>
-          </w:p>
-        </w:tc>
-        <w:tc>
-          <w:tcPr>
-            <w:tcW w:type="dxa" w:w="2160"/>
-          </w:tcPr>
-          <w:p>
-            <w:r>
-              <w:t>10%</w:t>
+              <w:t>艾提科信科技有限公司</w:t>
+            </w:r>
+          </w:p>
+        </w:tc>
+        <w:tc>
+          <w:tcPr>
+            <w:tcW w:type="dxa" w:w="2160"/>
+          </w:tcPr>
+          <w:p>
+            <w:r>
+              <w:t>云计算</w:t>
+            </w:r>
+          </w:p>
+        </w:tc>
+        <w:tc>
+          <w:tcPr>
+            <w:tcW w:type="dxa" w:w="2160"/>
+          </w:tcPr>
+          <w:p>
+            <w:r>
+              <w:t>600亿</w:t>
+            </w:r>
+          </w:p>
+        </w:tc>
+        <w:tc>
+          <w:tcPr>
+            <w:tcW w:type="dxa" w:w="2160"/>
+          </w:tcPr>
+          <w:p>
+            <w:r>
+              <w:t>7%</w:t>
             </w:r>
           </w:p>
         </w:tc>
@@ -296,37 +1868,37 @@
           </w:tcPr>
           <w:p>
             <w:r>
-              <w:t>昊嘉网络有限公司</w:t>
-            </w:r>
-          </w:p>
-        </w:tc>
-        <w:tc>
-          <w:tcPr>
-            <w:tcW w:type="dxa" w:w="2160"/>
-          </w:tcPr>
-          <w:p>
-            <w:r>
-              <w:t>新能源</w:t>
-            </w:r>
-          </w:p>
-        </w:tc>
-        <w:tc>
-          <w:tcPr>
-            <w:tcW w:type="dxa" w:w="2160"/>
-          </w:tcPr>
-          <w:p>
-            <w:r>
-              <w:t>311亿</w:t>
-            </w:r>
-          </w:p>
-        </w:tc>
-        <w:tc>
-          <w:tcPr>
-            <w:tcW w:type="dxa" w:w="2160"/>
-          </w:tcPr>
-          <w:p>
-            <w:r>
-              <w:t>12%</w:t>
+              <w:t>中建创业科技有限公司</w:t>
+            </w:r>
+          </w:p>
+        </w:tc>
+        <w:tc>
+          <w:tcPr>
+            <w:tcW w:type="dxa" w:w="2160"/>
+          </w:tcPr>
+          <w:p>
+            <w:r>
+              <w:t>半导体</w:t>
+            </w:r>
+          </w:p>
+        </w:tc>
+        <w:tc>
+          <w:tcPr>
+            <w:tcW w:type="dxa" w:w="2160"/>
+          </w:tcPr>
+          <w:p>
+            <w:r>
+              <w:t>585亿</w:t>
+            </w:r>
+          </w:p>
+        </w:tc>
+        <w:tc>
+          <w:tcPr>
+            <w:tcW w:type="dxa" w:w="2160"/>
+          </w:tcPr>
+          <w:p>
+            <w:r>
+              <w:t>22%</w:t>
             </w:r>
           </w:p>
         </w:tc>
@@ -338,37 +1910,37 @@
           </w:tcPr>
           <w:p>
             <w:r>
-              <w:t>华远软件信息有限公司</w:t>
-            </w:r>
-          </w:p>
-        </w:tc>
-        <w:tc>
-          <w:tcPr>
-            <w:tcW w:type="dxa" w:w="2160"/>
-          </w:tcPr>
-          <w:p>
-            <w:r>
-              <w:t>半导体</w:t>
-            </w:r>
-          </w:p>
-        </w:tc>
-        <w:tc>
-          <w:tcPr>
-            <w:tcW w:type="dxa" w:w="2160"/>
-          </w:tcPr>
-          <w:p>
-            <w:r>
-              <w:t>242亿</w:t>
-            </w:r>
-          </w:p>
-        </w:tc>
-        <w:tc>
-          <w:tcPr>
-            <w:tcW w:type="dxa" w:w="2160"/>
-          </w:tcPr>
-          <w:p>
-            <w:r>
-              <w:t>15%</w:t>
+              <w:t>新格林耐特网络有限公司</w:t>
+            </w:r>
+          </w:p>
+        </w:tc>
+        <w:tc>
+          <w:tcPr>
+            <w:tcW w:type="dxa" w:w="2160"/>
+          </w:tcPr>
+          <w:p>
+            <w:r>
+              <w:t>人工智能</w:t>
+            </w:r>
+          </w:p>
+        </w:tc>
+        <w:tc>
+          <w:tcPr>
+            <w:tcW w:type="dxa" w:w="2160"/>
+          </w:tcPr>
+          <w:p>
+            <w:r>
+              <w:t>179亿</w:t>
+            </w:r>
+          </w:p>
+        </w:tc>
+        <w:tc>
+          <w:tcPr>
+            <w:tcW w:type="dxa" w:w="2160"/>
+          </w:tcPr>
+          <w:p>
+            <w:r>
+              <w:t>25%</w:t>
             </w:r>
           </w:p>
         </w:tc>
@@ -380,37 +1952,37 @@
           </w:tcPr>
           <w:p>
             <w:r>
-              <w:t>立信电子网络有限公司</w:t>
-            </w:r>
-          </w:p>
-        </w:tc>
-        <w:tc>
-          <w:tcPr>
-            <w:tcW w:type="dxa" w:w="2160"/>
-          </w:tcPr>
-          <w:p>
-            <w:r>
-              <w:t>云计算</w:t>
-            </w:r>
-          </w:p>
-        </w:tc>
-        <w:tc>
-          <w:tcPr>
-            <w:tcW w:type="dxa" w:w="2160"/>
-          </w:tcPr>
-          <w:p>
-            <w:r>
-              <w:t>780亿</w:t>
-            </w:r>
-          </w:p>
-        </w:tc>
-        <w:tc>
-          <w:tcPr>
-            <w:tcW w:type="dxa" w:w="2160"/>
-          </w:tcPr>
-          <w:p>
-            <w:r>
-              <w:t>29%</w:t>
+              <w:t>精芯信息有限公司</w:t>
+            </w:r>
+          </w:p>
+        </w:tc>
+        <w:tc>
+          <w:tcPr>
+            <w:tcW w:type="dxa" w:w="2160"/>
+          </w:tcPr>
+          <w:p>
+            <w:r>
+              <w:t>半导体</w:t>
+            </w:r>
+          </w:p>
+        </w:tc>
+        <w:tc>
+          <w:tcPr>
+            <w:tcW w:type="dxa" w:w="2160"/>
+          </w:tcPr>
+          <w:p>
+            <w:r>
+              <w:t>488亿</w:t>
+            </w:r>
+          </w:p>
+        </w:tc>
+        <w:tc>
+          <w:tcPr>
+            <w:tcW w:type="dxa" w:w="2160"/>
+          </w:tcPr>
+          <w:p>
+            <w:r>
+              <w:t>26%</w:t>
             </w:r>
           </w:p>
         </w:tc>
@@ -422,37 +1994,37 @@
           </w:tcPr>
           <w:p>
             <w:r>
-              <w:t>鸿睿思博信息有限公司</w:t>
-            </w:r>
-          </w:p>
-        </w:tc>
-        <w:tc>
-          <w:tcPr>
-            <w:tcW w:type="dxa" w:w="2160"/>
-          </w:tcPr>
-          <w:p>
-            <w:r>
-              <w:t>半导体</w:t>
-            </w:r>
-          </w:p>
-        </w:tc>
-        <w:tc>
-          <w:tcPr>
-            <w:tcW w:type="dxa" w:w="2160"/>
-          </w:tcPr>
-          <w:p>
-            <w:r>
-              <w:t>226亿</w:t>
-            </w:r>
-          </w:p>
-        </w:tc>
-        <w:tc>
-          <w:tcPr>
-            <w:tcW w:type="dxa" w:w="2160"/>
-          </w:tcPr>
-          <w:p>
-            <w:r>
-              <w:t>9%</w:t>
+              <w:t>创联世纪信息有限公司</w:t>
+            </w:r>
+          </w:p>
+        </w:tc>
+        <w:tc>
+          <w:tcPr>
+            <w:tcW w:type="dxa" w:w="2160"/>
+          </w:tcPr>
+          <w:p>
+            <w:r>
+              <w:t>云计算</w:t>
+            </w:r>
+          </w:p>
+        </w:tc>
+        <w:tc>
+          <w:tcPr>
+            <w:tcW w:type="dxa" w:w="2160"/>
+          </w:tcPr>
+          <w:p>
+            <w:r>
+              <w:t>559亿</w:t>
+            </w:r>
+          </w:p>
+        </w:tc>
+        <w:tc>
+          <w:tcPr>
+            <w:tcW w:type="dxa" w:w="2160"/>
+          </w:tcPr>
+          <w:p>
+            <w:r>
+              <w:t>24%</w:t>
             </w:r>
           </w:p>
         </w:tc>
@@ -464,27 +2036,27 @@
           </w:tcPr>
           <w:p>
             <w:r>
-              <w:t>佳禾科技有限公司</w:t>
-            </w:r>
-          </w:p>
-        </w:tc>
-        <w:tc>
-          <w:tcPr>
-            <w:tcW w:type="dxa" w:w="2160"/>
-          </w:tcPr>
-          <w:p>
-            <w:r>
-              <w:t>半导体</w:t>
-            </w:r>
-          </w:p>
-        </w:tc>
-        <w:tc>
-          <w:tcPr>
-            <w:tcW w:type="dxa" w:w="2160"/>
-          </w:tcPr>
-          <w:p>
-            <w:r>
-              <w:t>213亿</w:t>
+              <w:t>华成育卓传媒有限公司</w:t>
+            </w:r>
+          </w:p>
+        </w:tc>
+        <w:tc>
+          <w:tcPr>
+            <w:tcW w:type="dxa" w:w="2160"/>
+          </w:tcPr>
+          <w:p>
+            <w:r>
+              <w:t>人工智能</w:t>
+            </w:r>
+          </w:p>
+        </w:tc>
+        <w:tc>
+          <w:tcPr>
+            <w:tcW w:type="dxa" w:w="2160"/>
+          </w:tcPr>
+          <w:p>
+            <w:r>
+              <w:t>232亿</w:t>
             </w:r>
           </w:p>
         </w:tc>
@@ -506,37 +2078,37 @@
           </w:tcPr>
           <w:p>
             <w:r>
-              <w:t>银嘉信息有限公司</w:t>
-            </w:r>
-          </w:p>
-        </w:tc>
-        <w:tc>
-          <w:tcPr>
-            <w:tcW w:type="dxa" w:w="2160"/>
-          </w:tcPr>
-          <w:p>
-            <w:r>
-              <w:t>消费科技</w:t>
-            </w:r>
-          </w:p>
-        </w:tc>
-        <w:tc>
-          <w:tcPr>
-            <w:tcW w:type="dxa" w:w="2160"/>
-          </w:tcPr>
-          <w:p>
-            <w:r>
-              <w:t>517亿</w:t>
-            </w:r>
-          </w:p>
-        </w:tc>
-        <w:tc>
-          <w:tcPr>
-            <w:tcW w:type="dxa" w:w="2160"/>
-          </w:tcPr>
-          <w:p>
-            <w:r>
-              <w:t>7%</w:t>
+              <w:t>新格林耐特网络有限公司</w:t>
+            </w:r>
+          </w:p>
+        </w:tc>
+        <w:tc>
+          <w:tcPr>
+            <w:tcW w:type="dxa" w:w="2160"/>
+          </w:tcPr>
+          <w:p>
+            <w:r>
+              <w:t>人工智能</w:t>
+            </w:r>
+          </w:p>
+        </w:tc>
+        <w:tc>
+          <w:tcPr>
+            <w:tcW w:type="dxa" w:w="2160"/>
+          </w:tcPr>
+          <w:p>
+            <w:r>
+              <w:t>332亿</w:t>
+            </w:r>
+          </w:p>
+        </w:tc>
+        <w:tc>
+          <w:tcPr>
+            <w:tcW w:type="dxa" w:w="2160"/>
+          </w:tcPr>
+          <w:p>
+            <w:r>
+              <w:t>30%</w:t>
             </w:r>
           </w:p>
         </w:tc>
@@ -548,7 +2120,7 @@
           </w:tcPr>
           <w:p>
             <w:r>
-              <w:t>兰金电子网络有限公司</w:t>
+              <w:t>天开科技有限公司</w:t>
             </w:r>
           </w:p>
         </w:tc>
@@ -568,17 +2140,17 @@
           </w:tcPr>
           <w:p>
             <w:r>
-              <w:t>509亿</w:t>
-            </w:r>
-          </w:p>
-        </w:tc>
-        <w:tc>
-          <w:tcPr>
-            <w:tcW w:type="dxa" w:w="2160"/>
-          </w:tcPr>
-          <w:p>
-            <w:r>
-              <w:t>27%</w:t>
+              <w:t>434亿</w:t>
+            </w:r>
+          </w:p>
+        </w:tc>
+        <w:tc>
+          <w:tcPr>
+            <w:tcW w:type="dxa" w:w="2160"/>
+          </w:tcPr>
+          <w:p>
+            <w:r>
+              <w:t>19%</w:t>
             </w:r>
           </w:p>
         </w:tc>
@@ -590,37 +2162,37 @@
           </w:tcPr>
           <w:p>
             <w:r>
-              <w:t>昂歌信息科技有限公司</w:t>
-            </w:r>
-          </w:p>
-        </w:tc>
-        <w:tc>
-          <w:tcPr>
-            <w:tcW w:type="dxa" w:w="2160"/>
-          </w:tcPr>
-          <w:p>
-            <w:r>
-              <w:t>消费科技</w:t>
-            </w:r>
-          </w:p>
-        </w:tc>
-        <w:tc>
-          <w:tcPr>
-            <w:tcW w:type="dxa" w:w="2160"/>
-          </w:tcPr>
-          <w:p>
-            <w:r>
-              <w:t>508亿</w:t>
-            </w:r>
-          </w:p>
-        </w:tc>
-        <w:tc>
-          <w:tcPr>
-            <w:tcW w:type="dxa" w:w="2160"/>
-          </w:tcPr>
-          <w:p>
-            <w:r>
-              <w:t>17%</w:t>
+              <w:t>方正科技传媒有限公司</w:t>
+            </w:r>
+          </w:p>
+        </w:tc>
+        <w:tc>
+          <w:tcPr>
+            <w:tcW w:type="dxa" w:w="2160"/>
+          </w:tcPr>
+          <w:p>
+            <w:r>
+              <w:t>人工智能</w:t>
+            </w:r>
+          </w:p>
+        </w:tc>
+        <w:tc>
+          <w:tcPr>
+            <w:tcW w:type="dxa" w:w="2160"/>
+          </w:tcPr>
+          <w:p>
+            <w:r>
+              <w:t>147亿</w:t>
+            </w:r>
+          </w:p>
+        </w:tc>
+        <w:tc>
+          <w:tcPr>
+            <w:tcW w:type="dxa" w:w="2160"/>
+          </w:tcPr>
+          <w:p>
+            <w:r>
+              <w:t>7%</w:t>
             </w:r>
           </w:p>
         </w:tc>
@@ -632,37 +2204,37 @@
           </w:tcPr>
           <w:p>
             <w:r>
-              <w:t>浦华众城科技有限公司</w:t>
-            </w:r>
-          </w:p>
-        </w:tc>
-        <w:tc>
-          <w:tcPr>
-            <w:tcW w:type="dxa" w:w="2160"/>
-          </w:tcPr>
-          <w:p>
-            <w:r>
-              <w:t>半导体</w:t>
-            </w:r>
-          </w:p>
-        </w:tc>
-        <w:tc>
-          <w:tcPr>
-            <w:tcW w:type="dxa" w:w="2160"/>
-          </w:tcPr>
-          <w:p>
-            <w:r>
-              <w:t>356亿</w:t>
-            </w:r>
-          </w:p>
-        </w:tc>
-        <w:tc>
-          <w:tcPr>
-            <w:tcW w:type="dxa" w:w="2160"/>
-          </w:tcPr>
-          <w:p>
-            <w:r>
-              <w:t>7%</w:t>
+              <w:t>迪摩信息有限公司</w:t>
+            </w:r>
+          </w:p>
+        </w:tc>
+        <w:tc>
+          <w:tcPr>
+            <w:tcW w:type="dxa" w:w="2160"/>
+          </w:tcPr>
+          <w:p>
+            <w:r>
+              <w:t>医疗科技</w:t>
+            </w:r>
+          </w:p>
+        </w:tc>
+        <w:tc>
+          <w:tcPr>
+            <w:tcW w:type="dxa" w:w="2160"/>
+          </w:tcPr>
+          <w:p>
+            <w:r>
+              <w:t>548亿</w:t>
+            </w:r>
+          </w:p>
+        </w:tc>
+        <w:tc>
+          <w:tcPr>
+            <w:tcW w:type="dxa" w:w="2160"/>
+          </w:tcPr>
+          <w:p>
+            <w:r>
+              <w:t>17%</w:t>
             </w:r>
           </w:p>
         </w:tc>
@@ -674,37 +2246,37 @@
           </w:tcPr>
           <w:p>
             <w:r>
-              <w:t>艾提科信科技有限公司</w:t>
-            </w:r>
-          </w:p>
-        </w:tc>
-        <w:tc>
-          <w:tcPr>
-            <w:tcW w:type="dxa" w:w="2160"/>
-          </w:tcPr>
-          <w:p>
-            <w:r>
-              <w:t>机器人</w:t>
-            </w:r>
-          </w:p>
-        </w:tc>
-        <w:tc>
-          <w:tcPr>
-            <w:tcW w:type="dxa" w:w="2160"/>
-          </w:tcPr>
-          <w:p>
-            <w:r>
-              <w:t>795亿</w:t>
-            </w:r>
-          </w:p>
-        </w:tc>
-        <w:tc>
-          <w:tcPr>
-            <w:tcW w:type="dxa" w:w="2160"/>
-          </w:tcPr>
-          <w:p>
-            <w:r>
-              <w:t>21%</w:t>
+              <w:t>新格林耐特网络有限公司</w:t>
+            </w:r>
+          </w:p>
+        </w:tc>
+        <w:tc>
+          <w:tcPr>
+            <w:tcW w:type="dxa" w:w="2160"/>
+          </w:tcPr>
+          <w:p>
+            <w:r>
+              <w:t>人工智能</w:t>
+            </w:r>
+          </w:p>
+        </w:tc>
+        <w:tc>
+          <w:tcPr>
+            <w:tcW w:type="dxa" w:w="2160"/>
+          </w:tcPr>
+          <w:p>
+            <w:r>
+              <w:t>683亿</w:t>
+            </w:r>
+          </w:p>
+        </w:tc>
+        <w:tc>
+          <w:tcPr>
+            <w:tcW w:type="dxa" w:w="2160"/>
+          </w:tcPr>
+          <w:p>
+            <w:r>
+              <w:t>9%</w:t>
             </w:r>
           </w:p>
         </w:tc>
@@ -716,37 +2288,37 @@
           </w:tcPr>
           <w:p>
             <w:r>
-              <w:t>易动力科技有限公司</w:t>
-            </w:r>
-          </w:p>
-        </w:tc>
-        <w:tc>
-          <w:tcPr>
-            <w:tcW w:type="dxa" w:w="2160"/>
-          </w:tcPr>
-          <w:p>
-            <w:r>
-              <w:t>云计算</w:t>
-            </w:r>
-          </w:p>
-        </w:tc>
-        <w:tc>
-          <w:tcPr>
-            <w:tcW w:type="dxa" w:w="2160"/>
-          </w:tcPr>
-          <w:p>
-            <w:r>
-              <w:t>507亿</w:t>
-            </w:r>
-          </w:p>
-        </w:tc>
-        <w:tc>
-          <w:tcPr>
-            <w:tcW w:type="dxa" w:w="2160"/>
-          </w:tcPr>
-          <w:p>
-            <w:r>
-              <w:t>18%</w:t>
+              <w:t>通际名联网络有限公司</w:t>
+            </w:r>
+          </w:p>
+        </w:tc>
+        <w:tc>
+          <w:tcPr>
+            <w:tcW w:type="dxa" w:w="2160"/>
+          </w:tcPr>
+          <w:p>
+            <w:r>
+              <w:t>机器人</w:t>
+            </w:r>
+          </w:p>
+        </w:tc>
+        <w:tc>
+          <w:tcPr>
+            <w:tcW w:type="dxa" w:w="2160"/>
+          </w:tcPr>
+          <w:p>
+            <w:r>
+              <w:t>147亿</w:t>
+            </w:r>
+          </w:p>
+        </w:tc>
+        <w:tc>
+          <w:tcPr>
+            <w:tcW w:type="dxa" w:w="2160"/>
+          </w:tcPr>
+          <w:p>
+            <w:r>
+              <w:t>26%</w:t>
             </w:r>
           </w:p>
         </w:tc>
@@ -758,37 +2330,37 @@
           </w:tcPr>
           <w:p>
             <w:r>
-              <w:t>艾提科信科技有限公司</w:t>
-            </w:r>
-          </w:p>
-        </w:tc>
-        <w:tc>
-          <w:tcPr>
-            <w:tcW w:type="dxa" w:w="2160"/>
-          </w:tcPr>
-          <w:p>
-            <w:r>
-              <w:t>机器人</w:t>
-            </w:r>
-          </w:p>
-        </w:tc>
-        <w:tc>
-          <w:tcPr>
-            <w:tcW w:type="dxa" w:w="2160"/>
-          </w:tcPr>
-          <w:p>
-            <w:r>
-              <w:t>262亿</w:t>
-            </w:r>
-          </w:p>
-        </w:tc>
-        <w:tc>
-          <w:tcPr>
-            <w:tcW w:type="dxa" w:w="2160"/>
-          </w:tcPr>
-          <w:p>
-            <w:r>
-              <w:t>9%</w:t>
+              <w:t>戴硕电子网络有限公司</w:t>
+            </w:r>
+          </w:p>
+        </w:tc>
+        <w:tc>
+          <w:tcPr>
+            <w:tcW w:type="dxa" w:w="2160"/>
+          </w:tcPr>
+          <w:p>
+            <w:r>
+              <w:t>新能源</w:t>
+            </w:r>
+          </w:p>
+        </w:tc>
+        <w:tc>
+          <w:tcPr>
+            <w:tcW w:type="dxa" w:w="2160"/>
+          </w:tcPr>
+          <w:p>
+            <w:r>
+              <w:t>666亿</w:t>
+            </w:r>
+          </w:p>
+        </w:tc>
+        <w:tc>
+          <w:tcPr>
+            <w:tcW w:type="dxa" w:w="2160"/>
+          </w:tcPr>
+          <w:p>
+            <w:r>
+              <w:t>28%</w:t>
             </w:r>
           </w:p>
         </w:tc>
@@ -799,39 +2371,28 @@
         <w:pStyle w:val="Heading1"/>
       </w:pPr>
       <w:r>
-        <w:t>行业分析 2</w:t>
+        <w:t>行业分析 4</w:t>
       </w:r>
     </w:p>
     <w:p>
       <w:r>
         <w:br/>
-        <w:t>根据内部财务模型测算，昊嘉网络有限公司 在未来三年</w:t>
+        <w:t>华辰资本旗下的 HC Global Macro Fund 在最近的资产配置会议中</w:t>
         <w:br/>
-        <w:t>收入复合增长率预计可达到 22% 左右。</w:t>
+        <w:t>讨论了 人工智能 行业的投资机会，并对 新格林耐特网络有限公司</w:t>
         <w:br/>
-        <w:t>该预测基于行业需求增长以及公司产能扩张计划。</w:t>
+        <w:t>进行了重点评估。</w:t>
         <w:br/>
       </w:r>
     </w:p>
     <w:p>
       <w:r>
         <w:br/>
-        <w:t>从产业链角度看，新能源 行业主要由上游设备厂商、</w:t>
+        <w:t>天开科技有限公司 是中国 消费科技 行业的重要企业之一。</w:t>
         <w:br/>
-        <w:t>中游平台企业以及下游应用厂商组成。</w:t>
+        <w:t>根据华辰资本 资产配置委员会 的研究，该公司成立于 2010 年，</w:t>
         <w:br/>
-        <w:t>快讯网络有限公司 主要位于产业链的 上游 环节。</w:t>
-        <w:br/>
-      </w:r>
-    </w:p>
-    <w:p>
-      <w:r>
-        <w:br/>
-        <w:t>昂歌信息科技有限公司 是中国 消费科技 行业的重要企业之一。</w:t>
-        <w:br/>
-        <w:t>根据华辰资本 投资委员会 的研究，该公司成立于 2020 年，</w:t>
-        <w:br/>
-        <w:t>目前员工规模约 3973 人。公司近年来持续加大研发投入，</w:t>
+        <w:t>目前员工规模约 2726 人。公司近年来持续加大研发投入，</w:t>
         <w:br/>
         <w:t>在核心技术方面形成了较强的竞争壁垒。</w:t>
         <w:br/>
@@ -840,9 +2401,9 @@
     <w:p>
       <w:r>
         <w:br/>
-        <w:t>华辰资本旗下的 HC Energy Transition Fund 在最近的资产配置会议中</w:t>
+        <w:t>华辰资本旗下的 HC Alpha Growth Fund 在最近的资产配置会议中</w:t>
         <w:br/>
-        <w:t>讨论了 人工智能 行业的投资机会，并对 信诚致远传媒有限公司</w:t>
+        <w:t>讨论了 人工智能 行业的投资机会，并对 飞利信科技有限公司</w:t>
         <w:br/>
         <w:t>进行了重点评估。</w:t>
         <w:br/>
@@ -851,7 +2412,20 @@
     <w:p>
       <w:r>
         <w:br/>
-        <w:t>风险管理部认为，医疗科技 行业仍然面临若干</w:t>
+        <w:t>昂歌信息信息有限公司 是中国 消费科技 行业的重要企业之一。</w:t>
+        <w:br/>
+        <w:t>根据华辰资本 量化研究部 的研究，该公司成立于 2010 年，</w:t>
+        <w:br/>
+        <w:t>目前员工规模约 7892 人。公司近年来持续加大研发投入，</w:t>
+        <w:br/>
+        <w:t>在核心技术方面形成了较强的竞争壁垒。</w:t>
+        <w:br/>
+      </w:r>
+    </w:p>
+    <w:p>
+      <w:r>
+        <w:br/>
+        <w:t>风险管理部认为，人工智能 行业仍然面临若干</w:t>
         <w:br/>
         <w:t>不确定性因素，包括技术迭代风险、政策变化、</w:t>
         <w:br/>
@@ -862,11 +2436,22 @@
     <w:p>
       <w:r>
         <w:br/>
-        <w:t>创亿信息有限公司 是中国 医疗科技 行业的重要企业之一。</w:t>
+        <w:t>从产业链角度看，医疗科技 行业主要由上游设备厂商、</w:t>
         <w:br/>
-        <w:t>根据华辰资本 投资策略部 的研究，该公司成立于 2007 年，</w:t>
+        <w:t>中游平台企业以及下游应用厂商组成。</w:t>
         <w:br/>
-        <w:t>目前员工规模约 7601 人。公司近年来持续加大研发投入，</w:t>
+        <w:t>华成育卓科技有限公司 主要位于产业链的 下游 环节。</w:t>
+        <w:br/>
+      </w:r>
+    </w:p>
+    <w:p>
+      <w:r>
+        <w:br/>
+        <w:t>泰麒麟网络有限公司 是中国 云计算 行业的重要企业之一。</w:t>
+        <w:br/>
+        <w:t>根据华辰资本 投资策略部 的研究，该公司成立于 2010 年，</w:t>
+        <w:br/>
+        <w:t>目前员工规模约 4251 人。公司近年来持续加大研发投入，</w:t>
         <w:br/>
         <w:t>在核心技术方面形成了较强的竞争壁垒。</w:t>
         <w:br/>
@@ -875,7 +2460,721 @@
     <w:p>
       <w:r>
         <w:br/>
-        <w:t>风险管理部认为，机器人 行业仍然面临若干</w:t>
+        <w:t>从产业链角度看，人工智能 行业主要由上游设备厂商、</w:t>
+        <w:br/>
+        <w:t>中游平台企业以及下游应用厂商组成。</w:t>
+        <w:br/>
+        <w:t>飞利信科技有限公司 主要位于产业链的 下游 环节。</w:t>
+        <w:br/>
+      </w:r>
+    </w:p>
+    <w:tbl>
+      <w:tblPr>
+        <w:tblW w:type="auto" w:w="0"/>
+        <w:tblLook w:firstColumn="1" w:firstRow="1" w:lastColumn="0" w:lastRow="0" w:noHBand="0" w:noVBand="1" w:val="04A0"/>
+      </w:tblPr>
+      <w:tblGrid>
+        <w:gridCol w:w="2160"/>
+        <w:gridCol w:w="2160"/>
+        <w:gridCol w:w="2160"/>
+        <w:gridCol w:w="2160"/>
+      </w:tblGrid>
+      <w:tr>
+        <w:tc>
+          <w:tcPr>
+            <w:tcW w:type="dxa" w:w="2160"/>
+          </w:tcPr>
+          <w:p>
+            <w:r>
+              <w:t>公司</w:t>
+            </w:r>
+          </w:p>
+        </w:tc>
+        <w:tc>
+          <w:tcPr>
+            <w:tcW w:type="dxa" w:w="2160"/>
+          </w:tcPr>
+          <w:p>
+            <w:r>
+              <w:t>行业</w:t>
+            </w:r>
+          </w:p>
+        </w:tc>
+        <w:tc>
+          <w:tcPr>
+            <w:tcW w:type="dxa" w:w="2160"/>
+          </w:tcPr>
+          <w:p>
+            <w:r>
+              <w:t>市值</w:t>
+            </w:r>
+          </w:p>
+        </w:tc>
+        <w:tc>
+          <w:tcPr>
+            <w:tcW w:type="dxa" w:w="2160"/>
+          </w:tcPr>
+          <w:p>
+            <w:r>
+              <w:t>增长率</w:t>
+            </w:r>
+          </w:p>
+        </w:tc>
+      </w:tr>
+      <w:tr>
+        <w:tc>
+          <w:tcPr>
+            <w:tcW w:type="dxa" w:w="2160"/>
+          </w:tcPr>
+          <w:p>
+            <w:r>
+              <w:t>佳禾传媒有限公司</w:t>
+            </w:r>
+          </w:p>
+        </w:tc>
+        <w:tc>
+          <w:tcPr>
+            <w:tcW w:type="dxa" w:w="2160"/>
+          </w:tcPr>
+          <w:p>
+            <w:r>
+              <w:t>云计算</w:t>
+            </w:r>
+          </w:p>
+        </w:tc>
+        <w:tc>
+          <w:tcPr>
+            <w:tcW w:type="dxa" w:w="2160"/>
+          </w:tcPr>
+          <w:p>
+            <w:r>
+              <w:t>542亿</w:t>
+            </w:r>
+          </w:p>
+        </w:tc>
+        <w:tc>
+          <w:tcPr>
+            <w:tcW w:type="dxa" w:w="2160"/>
+          </w:tcPr>
+          <w:p>
+            <w:r>
+              <w:t>28%</w:t>
+            </w:r>
+          </w:p>
+        </w:tc>
+      </w:tr>
+      <w:tr>
+        <w:tc>
+          <w:tcPr>
+            <w:tcW w:type="dxa" w:w="2160"/>
+          </w:tcPr>
+          <w:p>
+            <w:r>
+              <w:t>信诚致远网络有限公司</w:t>
+            </w:r>
+          </w:p>
+        </w:tc>
+        <w:tc>
+          <w:tcPr>
+            <w:tcW w:type="dxa" w:w="2160"/>
+          </w:tcPr>
+          <w:p>
+            <w:r>
+              <w:t>半导体</w:t>
+            </w:r>
+          </w:p>
+        </w:tc>
+        <w:tc>
+          <w:tcPr>
+            <w:tcW w:type="dxa" w:w="2160"/>
+          </w:tcPr>
+          <w:p>
+            <w:r>
+              <w:t>141亿</w:t>
+            </w:r>
+          </w:p>
+        </w:tc>
+        <w:tc>
+          <w:tcPr>
+            <w:tcW w:type="dxa" w:w="2160"/>
+          </w:tcPr>
+          <w:p>
+            <w:r>
+              <w:t>26%</w:t>
+            </w:r>
+          </w:p>
+        </w:tc>
+      </w:tr>
+      <w:tr>
+        <w:tc>
+          <w:tcPr>
+            <w:tcW w:type="dxa" w:w="2160"/>
+          </w:tcPr>
+          <w:p>
+            <w:r>
+              <w:t>明腾传媒有限公司</w:t>
+            </w:r>
+          </w:p>
+        </w:tc>
+        <w:tc>
+          <w:tcPr>
+            <w:tcW w:type="dxa" w:w="2160"/>
+          </w:tcPr>
+          <w:p>
+            <w:r>
+              <w:t>人工智能</w:t>
+            </w:r>
+          </w:p>
+        </w:tc>
+        <w:tc>
+          <w:tcPr>
+            <w:tcW w:type="dxa" w:w="2160"/>
+          </w:tcPr>
+          <w:p>
+            <w:r>
+              <w:t>157亿</w:t>
+            </w:r>
+          </w:p>
+        </w:tc>
+        <w:tc>
+          <w:tcPr>
+            <w:tcW w:type="dxa" w:w="2160"/>
+          </w:tcPr>
+          <w:p>
+            <w:r>
+              <w:t>12%</w:t>
+            </w:r>
+          </w:p>
+        </w:tc>
+      </w:tr>
+      <w:tr>
+        <w:tc>
+          <w:tcPr>
+            <w:tcW w:type="dxa" w:w="2160"/>
+          </w:tcPr>
+          <w:p>
+            <w:r>
+              <w:t>联软网络有限公司</w:t>
+            </w:r>
+          </w:p>
+        </w:tc>
+        <w:tc>
+          <w:tcPr>
+            <w:tcW w:type="dxa" w:w="2160"/>
+          </w:tcPr>
+          <w:p>
+            <w:r>
+              <w:t>半导体</w:t>
+            </w:r>
+          </w:p>
+        </w:tc>
+        <w:tc>
+          <w:tcPr>
+            <w:tcW w:type="dxa" w:w="2160"/>
+          </w:tcPr>
+          <w:p>
+            <w:r>
+              <w:t>509亿</w:t>
+            </w:r>
+          </w:p>
+        </w:tc>
+        <w:tc>
+          <w:tcPr>
+            <w:tcW w:type="dxa" w:w="2160"/>
+          </w:tcPr>
+          <w:p>
+            <w:r>
+              <w:t>5%</w:t>
+            </w:r>
+          </w:p>
+        </w:tc>
+      </w:tr>
+      <w:tr>
+        <w:tc>
+          <w:tcPr>
+            <w:tcW w:type="dxa" w:w="2160"/>
+          </w:tcPr>
+          <w:p>
+            <w:r>
+              <w:t>联软网络有限公司</w:t>
+            </w:r>
+          </w:p>
+        </w:tc>
+        <w:tc>
+          <w:tcPr>
+            <w:tcW w:type="dxa" w:w="2160"/>
+          </w:tcPr>
+          <w:p>
+            <w:r>
+              <w:t>半导体</w:t>
+            </w:r>
+          </w:p>
+        </w:tc>
+        <w:tc>
+          <w:tcPr>
+            <w:tcW w:type="dxa" w:w="2160"/>
+          </w:tcPr>
+          <w:p>
+            <w:r>
+              <w:t>667亿</w:t>
+            </w:r>
+          </w:p>
+        </w:tc>
+        <w:tc>
+          <w:tcPr>
+            <w:tcW w:type="dxa" w:w="2160"/>
+          </w:tcPr>
+          <w:p>
+            <w:r>
+              <w:t>24%</w:t>
+            </w:r>
+          </w:p>
+        </w:tc>
+      </w:tr>
+      <w:tr>
+        <w:tc>
+          <w:tcPr>
+            <w:tcW w:type="dxa" w:w="2160"/>
+          </w:tcPr>
+          <w:p>
+            <w:r>
+              <w:t>昂歌信息信息有限公司</w:t>
+            </w:r>
+          </w:p>
+        </w:tc>
+        <w:tc>
+          <w:tcPr>
+            <w:tcW w:type="dxa" w:w="2160"/>
+          </w:tcPr>
+          <w:p>
+            <w:r>
+              <w:t>消费科技</w:t>
+            </w:r>
+          </w:p>
+        </w:tc>
+        <w:tc>
+          <w:tcPr>
+            <w:tcW w:type="dxa" w:w="2160"/>
+          </w:tcPr>
+          <w:p>
+            <w:r>
+              <w:t>314亿</w:t>
+            </w:r>
+          </w:p>
+        </w:tc>
+        <w:tc>
+          <w:tcPr>
+            <w:tcW w:type="dxa" w:w="2160"/>
+          </w:tcPr>
+          <w:p>
+            <w:r>
+              <w:t>10%</w:t>
+            </w:r>
+          </w:p>
+        </w:tc>
+      </w:tr>
+      <w:tr>
+        <w:tc>
+          <w:tcPr>
+            <w:tcW w:type="dxa" w:w="2160"/>
+          </w:tcPr>
+          <w:p>
+            <w:r>
+              <w:t>艾提科信科技有限公司</w:t>
+            </w:r>
+          </w:p>
+        </w:tc>
+        <w:tc>
+          <w:tcPr>
+            <w:tcW w:type="dxa" w:w="2160"/>
+          </w:tcPr>
+          <w:p>
+            <w:r>
+              <w:t>云计算</w:t>
+            </w:r>
+          </w:p>
+        </w:tc>
+        <w:tc>
+          <w:tcPr>
+            <w:tcW w:type="dxa" w:w="2160"/>
+          </w:tcPr>
+          <w:p>
+            <w:r>
+              <w:t>202亿</w:t>
+            </w:r>
+          </w:p>
+        </w:tc>
+        <w:tc>
+          <w:tcPr>
+            <w:tcW w:type="dxa" w:w="2160"/>
+          </w:tcPr>
+          <w:p>
+            <w:r>
+              <w:t>19%</w:t>
+            </w:r>
+          </w:p>
+        </w:tc>
+      </w:tr>
+      <w:tr>
+        <w:tc>
+          <w:tcPr>
+            <w:tcW w:type="dxa" w:w="2160"/>
+          </w:tcPr>
+          <w:p>
+            <w:r>
+              <w:t>天开科技有限公司</w:t>
+            </w:r>
+          </w:p>
+        </w:tc>
+        <w:tc>
+          <w:tcPr>
+            <w:tcW w:type="dxa" w:w="2160"/>
+          </w:tcPr>
+          <w:p>
+            <w:r>
+              <w:t>消费科技</w:t>
+            </w:r>
+          </w:p>
+        </w:tc>
+        <w:tc>
+          <w:tcPr>
+            <w:tcW w:type="dxa" w:w="2160"/>
+          </w:tcPr>
+          <w:p>
+            <w:r>
+              <w:t>637亿</w:t>
+            </w:r>
+          </w:p>
+        </w:tc>
+        <w:tc>
+          <w:tcPr>
+            <w:tcW w:type="dxa" w:w="2160"/>
+          </w:tcPr>
+          <w:p>
+            <w:r>
+              <w:t>15%</w:t>
+            </w:r>
+          </w:p>
+        </w:tc>
+      </w:tr>
+      <w:tr>
+        <w:tc>
+          <w:tcPr>
+            <w:tcW w:type="dxa" w:w="2160"/>
+          </w:tcPr>
+          <w:p>
+            <w:r>
+              <w:t>雨林木风计算机科技有限公司</w:t>
+            </w:r>
+          </w:p>
+        </w:tc>
+        <w:tc>
+          <w:tcPr>
+            <w:tcW w:type="dxa" w:w="2160"/>
+          </w:tcPr>
+          <w:p>
+            <w:r>
+              <w:t>半导体</w:t>
+            </w:r>
+          </w:p>
+        </w:tc>
+        <w:tc>
+          <w:tcPr>
+            <w:tcW w:type="dxa" w:w="2160"/>
+          </w:tcPr>
+          <w:p>
+            <w:r>
+              <w:t>510亿</w:t>
+            </w:r>
+          </w:p>
+        </w:tc>
+        <w:tc>
+          <w:tcPr>
+            <w:tcW w:type="dxa" w:w="2160"/>
+          </w:tcPr>
+          <w:p>
+            <w:r>
+              <w:t>14%</w:t>
+            </w:r>
+          </w:p>
+        </w:tc>
+      </w:tr>
+      <w:tr>
+        <w:tc>
+          <w:tcPr>
+            <w:tcW w:type="dxa" w:w="2160"/>
+          </w:tcPr>
+          <w:p>
+            <w:r>
+              <w:t>联软科技有限公司</w:t>
+            </w:r>
+          </w:p>
+        </w:tc>
+        <w:tc>
+          <w:tcPr>
+            <w:tcW w:type="dxa" w:w="2160"/>
+          </w:tcPr>
+          <w:p>
+            <w:r>
+              <w:t>消费科技</w:t>
+            </w:r>
+          </w:p>
+        </w:tc>
+        <w:tc>
+          <w:tcPr>
+            <w:tcW w:type="dxa" w:w="2160"/>
+          </w:tcPr>
+          <w:p>
+            <w:r>
+              <w:t>299亿</w:t>
+            </w:r>
+          </w:p>
+        </w:tc>
+        <w:tc>
+          <w:tcPr>
+            <w:tcW w:type="dxa" w:w="2160"/>
+          </w:tcPr>
+          <w:p>
+            <w:r>
+              <w:t>23%</w:t>
+            </w:r>
+          </w:p>
+        </w:tc>
+      </w:tr>
+      <w:tr>
+        <w:tc>
+          <w:tcPr>
+            <w:tcW w:type="dxa" w:w="2160"/>
+          </w:tcPr>
+          <w:p>
+            <w:r>
+              <w:t>迪摩信息有限公司</w:t>
+            </w:r>
+          </w:p>
+        </w:tc>
+        <w:tc>
+          <w:tcPr>
+            <w:tcW w:type="dxa" w:w="2160"/>
+          </w:tcPr>
+          <w:p>
+            <w:r>
+              <w:t>医疗科技</w:t>
+            </w:r>
+          </w:p>
+        </w:tc>
+        <w:tc>
+          <w:tcPr>
+            <w:tcW w:type="dxa" w:w="2160"/>
+          </w:tcPr>
+          <w:p>
+            <w:r>
+              <w:t>516亿</w:t>
+            </w:r>
+          </w:p>
+        </w:tc>
+        <w:tc>
+          <w:tcPr>
+            <w:tcW w:type="dxa" w:w="2160"/>
+          </w:tcPr>
+          <w:p>
+            <w:r>
+              <w:t>29%</w:t>
+            </w:r>
+          </w:p>
+        </w:tc>
+      </w:tr>
+      <w:tr>
+        <w:tc>
+          <w:tcPr>
+            <w:tcW w:type="dxa" w:w="2160"/>
+          </w:tcPr>
+          <w:p>
+            <w:r>
+              <w:t>华泰通安网络有限公司</w:t>
+            </w:r>
+          </w:p>
+        </w:tc>
+        <w:tc>
+          <w:tcPr>
+            <w:tcW w:type="dxa" w:w="2160"/>
+          </w:tcPr>
+          <w:p>
+            <w:r>
+              <w:t>半导体</w:t>
+            </w:r>
+          </w:p>
+        </w:tc>
+        <w:tc>
+          <w:tcPr>
+            <w:tcW w:type="dxa" w:w="2160"/>
+          </w:tcPr>
+          <w:p>
+            <w:r>
+              <w:t>792亿</w:t>
+            </w:r>
+          </w:p>
+        </w:tc>
+        <w:tc>
+          <w:tcPr>
+            <w:tcW w:type="dxa" w:w="2160"/>
+          </w:tcPr>
+          <w:p>
+            <w:r>
+              <w:t>27%</w:t>
+            </w:r>
+          </w:p>
+        </w:tc>
+      </w:tr>
+      <w:tr>
+        <w:tc>
+          <w:tcPr>
+            <w:tcW w:type="dxa" w:w="2160"/>
+          </w:tcPr>
+          <w:p>
+            <w:r>
+              <w:t>新格林耐特网络有限公司</w:t>
+            </w:r>
+          </w:p>
+        </w:tc>
+        <w:tc>
+          <w:tcPr>
+            <w:tcW w:type="dxa" w:w="2160"/>
+          </w:tcPr>
+          <w:p>
+            <w:r>
+              <w:t>人工智能</w:t>
+            </w:r>
+          </w:p>
+        </w:tc>
+        <w:tc>
+          <w:tcPr>
+            <w:tcW w:type="dxa" w:w="2160"/>
+          </w:tcPr>
+          <w:p>
+            <w:r>
+              <w:t>734亿</w:t>
+            </w:r>
+          </w:p>
+        </w:tc>
+        <w:tc>
+          <w:tcPr>
+            <w:tcW w:type="dxa" w:w="2160"/>
+          </w:tcPr>
+          <w:p>
+            <w:r>
+              <w:t>26%</w:t>
+            </w:r>
+          </w:p>
+        </w:tc>
+      </w:tr>
+      <w:tr>
+        <w:tc>
+          <w:tcPr>
+            <w:tcW w:type="dxa" w:w="2160"/>
+          </w:tcPr>
+          <w:p>
+            <w:r>
+              <w:t>信诚致远科技有限公司</w:t>
+            </w:r>
+          </w:p>
+        </w:tc>
+        <w:tc>
+          <w:tcPr>
+            <w:tcW w:type="dxa" w:w="2160"/>
+          </w:tcPr>
+          <w:p>
+            <w:r>
+              <w:t>云计算</w:t>
+            </w:r>
+          </w:p>
+        </w:tc>
+        <w:tc>
+          <w:tcPr>
+            <w:tcW w:type="dxa" w:w="2160"/>
+          </w:tcPr>
+          <w:p>
+            <w:r>
+              <w:t>397亿</w:t>
+            </w:r>
+          </w:p>
+        </w:tc>
+        <w:tc>
+          <w:tcPr>
+            <w:tcW w:type="dxa" w:w="2160"/>
+          </w:tcPr>
+          <w:p>
+            <w:r>
+              <w:t>13%</w:t>
+            </w:r>
+          </w:p>
+        </w:tc>
+      </w:tr>
+      <w:tr>
+        <w:tc>
+          <w:tcPr>
+            <w:tcW w:type="dxa" w:w="2160"/>
+          </w:tcPr>
+          <w:p>
+            <w:r>
+              <w:t>巨奥传媒有限公司</w:t>
+            </w:r>
+          </w:p>
+        </w:tc>
+        <w:tc>
+          <w:tcPr>
+            <w:tcW w:type="dxa" w:w="2160"/>
+          </w:tcPr>
+          <w:p>
+            <w:r>
+              <w:t>人工智能</w:t>
+            </w:r>
+          </w:p>
+        </w:tc>
+        <w:tc>
+          <w:tcPr>
+            <w:tcW w:type="dxa" w:w="2160"/>
+          </w:tcPr>
+          <w:p>
+            <w:r>
+              <w:t>362亿</w:t>
+            </w:r>
+          </w:p>
+        </w:tc>
+        <w:tc>
+          <w:tcPr>
+            <w:tcW w:type="dxa" w:w="2160"/>
+          </w:tcPr>
+          <w:p>
+            <w:r>
+              <w:t>20%</w:t>
+            </w:r>
+          </w:p>
+        </w:tc>
+      </w:tr>
+    </w:tbl>
+    <w:p>
+      <w:pPr>
+        <w:pStyle w:val="Heading1"/>
+      </w:pPr>
+      <w:r>
+        <w:t>行业分析 5</w:t>
+      </w:r>
+    </w:p>
+    <w:p>
+      <w:r>
+        <w:br/>
+        <w:t>华辰资本旗下的 HC Global Macro Fund 在最近的资产配置会议中</w:t>
+        <w:br/>
+        <w:t>讨论了 消费科技 行业的投资机会，并对 飞海科技传媒有限公司</w:t>
+        <w:br/>
+        <w:t>进行了重点评估。</w:t>
+        <w:br/>
+      </w:r>
+    </w:p>
+    <w:p>
+      <w:r>
+        <w:br/>
+        <w:t>风险管理部认为，半导体 行业仍然面临若干</w:t>
         <w:br/>
         <w:t>不确定性因素，包括技术迭代风险、政策变化、</w:t>
         <w:br/>
@@ -886,7 +3185,64 @@
     <w:p>
       <w:r>
         <w:br/>
-        <w:t>风险管理部认为，新能源 行业仍然面临若干</w:t>
+        <w:t>从产业链角度看，人工智能 行业主要由上游设备厂商、</w:t>
+        <w:br/>
+        <w:t>中游平台企业以及下游应用厂商组成。</w:t>
+        <w:br/>
+        <w:t>惠派国际公司科技有限公司 主要位于产业链的 中游 环节。</w:t>
+        <w:br/>
+      </w:r>
+    </w:p>
+    <w:p>
+      <w:r>
+        <w:br/>
+        <w:t>方正科技传媒有限公司 是中国 人工智能 行业的重要企业之一。</w:t>
+        <w:br/>
+        <w:t>根据华辰资本 资产配置委员会 的研究，该公司成立于 2019 年，</w:t>
+        <w:br/>
+        <w:t>目前员工规模约 2043 人。公司近年来持续加大研发投入，</w:t>
+        <w:br/>
+        <w:t>在核心技术方面形成了较强的竞争壁垒。</w:t>
+        <w:br/>
+      </w:r>
+    </w:p>
+    <w:p>
+      <w:r>
+        <w:br/>
+        <w:t>风险管理部认为，消费科技 行业仍然面临若干</w:t>
+        <w:br/>
+        <w:t>不确定性因素，包括技术迭代风险、政策变化、</w:t>
+        <w:br/>
+        <w:t>以及市场竞争加剧等问题。</w:t>
+        <w:br/>
+      </w:r>
+    </w:p>
+    <w:p>
+      <w:r>
+        <w:br/>
+        <w:t>根据内部财务模型测算，联软网络有限公司 在未来三年</w:t>
+        <w:br/>
+        <w:t>收入复合增长率预计可达到 35% 左右。</w:t>
+        <w:br/>
+        <w:t>该预测基于行业需求增长以及公司产能扩张计划。</w:t>
+        <w:br/>
+      </w:r>
+    </w:p>
+    <w:p>
+      <w:r>
+        <w:br/>
+        <w:t>风险管理部认为，半导体 行业仍然面临若干</w:t>
+        <w:br/>
+        <w:t>不确定性因素，包括技术迭代风险、政策变化、</w:t>
+        <w:br/>
+        <w:t>以及市场竞争加剧等问题。</w:t>
+        <w:br/>
+      </w:r>
+    </w:p>
+    <w:p>
+      <w:r>
+        <w:br/>
+        <w:t>风险管理部认为，消费科技 行业仍然面临若干</w:t>
         <w:br/>
         <w:t>不确定性因素，包括技术迭代风险、政策变化、</w:t>
         <w:br/>
@@ -954,37 +3310,37 @@
           </w:tcPr>
           <w:p>
             <w:r>
-              <w:t>雨林木风计算机网络有限公司</w:t>
-            </w:r>
-          </w:p>
-        </w:tc>
-        <w:tc>
-          <w:tcPr>
-            <w:tcW w:type="dxa" w:w="2160"/>
-          </w:tcPr>
-          <w:p>
-            <w:r>
-              <w:t>医疗科技</w:t>
-            </w:r>
-          </w:p>
-        </w:tc>
-        <w:tc>
-          <w:tcPr>
-            <w:tcW w:type="dxa" w:w="2160"/>
-          </w:tcPr>
-          <w:p>
-            <w:r>
-              <w:t>349亿</w:t>
-            </w:r>
-          </w:p>
-        </w:tc>
-        <w:tc>
-          <w:tcPr>
-            <w:tcW w:type="dxa" w:w="2160"/>
-          </w:tcPr>
-          <w:p>
-            <w:r>
-              <w:t>5%</w:t>
+              <w:t>泰麒麟网络有限公司</w:t>
+            </w:r>
+          </w:p>
+        </w:tc>
+        <w:tc>
+          <w:tcPr>
+            <w:tcW w:type="dxa" w:w="2160"/>
+          </w:tcPr>
+          <w:p>
+            <w:r>
+              <w:t>云计算</w:t>
+            </w:r>
+          </w:p>
+        </w:tc>
+        <w:tc>
+          <w:tcPr>
+            <w:tcW w:type="dxa" w:w="2160"/>
+          </w:tcPr>
+          <w:p>
+            <w:r>
+              <w:t>135亿</w:t>
+            </w:r>
+          </w:p>
+        </w:tc>
+        <w:tc>
+          <w:tcPr>
+            <w:tcW w:type="dxa" w:w="2160"/>
+          </w:tcPr>
+          <w:p>
+            <w:r>
+              <w:t>29%</w:t>
             </w:r>
           </w:p>
         </w:tc>
@@ -996,37 +3352,37 @@
           </w:tcPr>
           <w:p>
             <w:r>
-              <w:t>佳禾科技有限公司</w:t>
-            </w:r>
-          </w:p>
-        </w:tc>
-        <w:tc>
-          <w:tcPr>
-            <w:tcW w:type="dxa" w:w="2160"/>
-          </w:tcPr>
-          <w:p>
-            <w:r>
-              <w:t>半导体</w:t>
-            </w:r>
-          </w:p>
-        </w:tc>
-        <w:tc>
-          <w:tcPr>
-            <w:tcW w:type="dxa" w:w="2160"/>
-          </w:tcPr>
-          <w:p>
-            <w:r>
-              <w:t>318亿</w:t>
-            </w:r>
-          </w:p>
-        </w:tc>
-        <w:tc>
-          <w:tcPr>
-            <w:tcW w:type="dxa" w:w="2160"/>
-          </w:tcPr>
-          <w:p>
-            <w:r>
-              <w:t>28%</w:t>
+              <w:t>戴硕电子网络有限公司</w:t>
+            </w:r>
+          </w:p>
+        </w:tc>
+        <w:tc>
+          <w:tcPr>
+            <w:tcW w:type="dxa" w:w="2160"/>
+          </w:tcPr>
+          <w:p>
+            <w:r>
+              <w:t>新能源</w:t>
+            </w:r>
+          </w:p>
+        </w:tc>
+        <w:tc>
+          <w:tcPr>
+            <w:tcW w:type="dxa" w:w="2160"/>
+          </w:tcPr>
+          <w:p>
+            <w:r>
+              <w:t>748亿</w:t>
+            </w:r>
+          </w:p>
+        </w:tc>
+        <w:tc>
+          <w:tcPr>
+            <w:tcW w:type="dxa" w:w="2160"/>
+          </w:tcPr>
+          <w:p>
+            <w:r>
+              <w:t>15%</w:t>
             </w:r>
           </w:p>
         </w:tc>
@@ -1038,7 +3394,7 @@
           </w:tcPr>
           <w:p>
             <w:r>
-              <w:t>鸿睿思博信息有限公司</w:t>
+              <w:t>华泰通安网络有限公司</w:t>
             </w:r>
           </w:p>
         </w:tc>
@@ -1058,17 +3414,17 @@
           </w:tcPr>
           <w:p>
             <w:r>
-              <w:t>614亿</w:t>
-            </w:r>
-          </w:p>
-        </w:tc>
-        <w:tc>
-          <w:tcPr>
-            <w:tcW w:type="dxa" w:w="2160"/>
-          </w:tcPr>
-          <w:p>
-            <w:r>
-              <w:t>18%</w:t>
+              <w:t>435亿</w:t>
+            </w:r>
+          </w:p>
+        </w:tc>
+        <w:tc>
+          <w:tcPr>
+            <w:tcW w:type="dxa" w:w="2160"/>
+          </w:tcPr>
+          <w:p>
+            <w:r>
+              <w:t>21%</w:t>
             </w:r>
           </w:p>
         </w:tc>
@@ -1080,37 +3436,37 @@
           </w:tcPr>
           <w:p>
             <w:r>
-              <w:t>国讯网络有限公司</w:t>
-            </w:r>
-          </w:p>
-        </w:tc>
-        <w:tc>
-          <w:tcPr>
-            <w:tcW w:type="dxa" w:w="2160"/>
-          </w:tcPr>
-          <w:p>
-            <w:r>
-              <w:t>云计算</w:t>
-            </w:r>
-          </w:p>
-        </w:tc>
-        <w:tc>
-          <w:tcPr>
-            <w:tcW w:type="dxa" w:w="2160"/>
-          </w:tcPr>
-          <w:p>
-            <w:r>
-              <w:t>303亿</w:t>
-            </w:r>
-          </w:p>
-        </w:tc>
-        <w:tc>
-          <w:tcPr>
-            <w:tcW w:type="dxa" w:w="2160"/>
-          </w:tcPr>
-          <w:p>
-            <w:r>
-              <w:t>20%</w:t>
+              <w:t>方正科技信息有限公司</w:t>
+            </w:r>
+          </w:p>
+        </w:tc>
+        <w:tc>
+          <w:tcPr>
+            <w:tcW w:type="dxa" w:w="2160"/>
+          </w:tcPr>
+          <w:p>
+            <w:r>
+              <w:t>消费科技</w:t>
+            </w:r>
+          </w:p>
+        </w:tc>
+        <w:tc>
+          <w:tcPr>
+            <w:tcW w:type="dxa" w:w="2160"/>
+          </w:tcPr>
+          <w:p>
+            <w:r>
+              <w:t>681亿</w:t>
+            </w:r>
+          </w:p>
+        </w:tc>
+        <w:tc>
+          <w:tcPr>
+            <w:tcW w:type="dxa" w:w="2160"/>
+          </w:tcPr>
+          <w:p>
+            <w:r>
+              <w:t>8%</w:t>
             </w:r>
           </w:p>
         </w:tc>
@@ -1122,7 +3478,7 @@
           </w:tcPr>
           <w:p>
             <w:r>
-              <w:t>银嘉信息有限公司</w:t>
+              <w:t>华泰通安传媒有限公司</w:t>
             </w:r>
           </w:p>
         </w:tc>
@@ -1142,17 +3498,17 @@
           </w:tcPr>
           <w:p>
             <w:r>
-              <w:t>661亿</w:t>
-            </w:r>
-          </w:p>
-        </w:tc>
-        <w:tc>
-          <w:tcPr>
-            <w:tcW w:type="dxa" w:w="2160"/>
-          </w:tcPr>
-          <w:p>
-            <w:r>
-              <w:t>26%</w:t>
+              <w:t>547亿</w:t>
+            </w:r>
+          </w:p>
+        </w:tc>
+        <w:tc>
+          <w:tcPr>
+            <w:tcW w:type="dxa" w:w="2160"/>
+          </w:tcPr>
+          <w:p>
+            <w:r>
+              <w:t>22%</w:t>
             </w:r>
           </w:p>
         </w:tc>
@@ -1164,37 +3520,37 @@
           </w:tcPr>
           <w:p>
             <w:r>
-              <w:t>新宇龙信息传媒有限公司</w:t>
-            </w:r>
-          </w:p>
-        </w:tc>
-        <w:tc>
-          <w:tcPr>
-            <w:tcW w:type="dxa" w:w="2160"/>
-          </w:tcPr>
-          <w:p>
-            <w:r>
-              <w:t>机器人</w:t>
-            </w:r>
-          </w:p>
-        </w:tc>
-        <w:tc>
-          <w:tcPr>
-            <w:tcW w:type="dxa" w:w="2160"/>
-          </w:tcPr>
-          <w:p>
-            <w:r>
-              <w:t>411亿</w:t>
-            </w:r>
-          </w:p>
-        </w:tc>
-        <w:tc>
-          <w:tcPr>
-            <w:tcW w:type="dxa" w:w="2160"/>
-          </w:tcPr>
-          <w:p>
-            <w:r>
-              <w:t>28%</w:t>
+              <w:t>鑫博腾飞信息有限公司</w:t>
+            </w:r>
+          </w:p>
+        </w:tc>
+        <w:tc>
+          <w:tcPr>
+            <w:tcW w:type="dxa" w:w="2160"/>
+          </w:tcPr>
+          <w:p>
+            <w:r>
+              <w:t>消费科技</w:t>
+            </w:r>
+          </w:p>
+        </w:tc>
+        <w:tc>
+          <w:tcPr>
+            <w:tcW w:type="dxa" w:w="2160"/>
+          </w:tcPr>
+          <w:p>
+            <w:r>
+              <w:t>649亿</w:t>
+            </w:r>
+          </w:p>
+        </w:tc>
+        <w:tc>
+          <w:tcPr>
+            <w:tcW w:type="dxa" w:w="2160"/>
+          </w:tcPr>
+          <w:p>
+            <w:r>
+              <w:t>26%</w:t>
             </w:r>
           </w:p>
         </w:tc>
@@ -1206,37 +3562,37 @@
           </w:tcPr>
           <w:p>
             <w:r>
-              <w:t>天益信息有限公司</w:t>
-            </w:r>
-          </w:p>
-        </w:tc>
-        <w:tc>
-          <w:tcPr>
-            <w:tcW w:type="dxa" w:w="2160"/>
-          </w:tcPr>
-          <w:p>
-            <w:r>
-              <w:t>云计算</w:t>
-            </w:r>
-          </w:p>
-        </w:tc>
-        <w:tc>
-          <w:tcPr>
-            <w:tcW w:type="dxa" w:w="2160"/>
-          </w:tcPr>
-          <w:p>
-            <w:r>
-              <w:t>735亿</w:t>
-            </w:r>
-          </w:p>
-        </w:tc>
-        <w:tc>
-          <w:tcPr>
-            <w:tcW w:type="dxa" w:w="2160"/>
-          </w:tcPr>
-          <w:p>
-            <w:r>
-              <w:t>9%</w:t>
+              <w:t>联软科技有限公司</w:t>
+            </w:r>
+          </w:p>
+        </w:tc>
+        <w:tc>
+          <w:tcPr>
+            <w:tcW w:type="dxa" w:w="2160"/>
+          </w:tcPr>
+          <w:p>
+            <w:r>
+              <w:t>消费科技</w:t>
+            </w:r>
+          </w:p>
+        </w:tc>
+        <w:tc>
+          <w:tcPr>
+            <w:tcW w:type="dxa" w:w="2160"/>
+          </w:tcPr>
+          <w:p>
+            <w:r>
+              <w:t>116亿</w:t>
+            </w:r>
+          </w:p>
+        </w:tc>
+        <w:tc>
+          <w:tcPr>
+            <w:tcW w:type="dxa" w:w="2160"/>
+          </w:tcPr>
+          <w:p>
+            <w:r>
+              <w:t>13%</w:t>
             </w:r>
           </w:p>
         </w:tc>
@@ -1248,37 +3604,37 @@
           </w:tcPr>
           <w:p>
             <w:r>
-              <w:t>国讯网络有限公司</w:t>
-            </w:r>
-          </w:p>
-        </w:tc>
-        <w:tc>
-          <w:tcPr>
-            <w:tcW w:type="dxa" w:w="2160"/>
-          </w:tcPr>
-          <w:p>
-            <w:r>
-              <w:t>云计算</w:t>
-            </w:r>
-          </w:p>
-        </w:tc>
-        <w:tc>
-          <w:tcPr>
-            <w:tcW w:type="dxa" w:w="2160"/>
-          </w:tcPr>
-          <w:p>
-            <w:r>
-              <w:t>377亿</w:t>
-            </w:r>
-          </w:p>
-        </w:tc>
-        <w:tc>
-          <w:tcPr>
-            <w:tcW w:type="dxa" w:w="2160"/>
-          </w:tcPr>
-          <w:p>
-            <w:r>
-              <w:t>7%</w:t>
+              <w:t>雨林木风计算机科技有限公司</w:t>
+            </w:r>
+          </w:p>
+        </w:tc>
+        <w:tc>
+          <w:tcPr>
+            <w:tcW w:type="dxa" w:w="2160"/>
+          </w:tcPr>
+          <w:p>
+            <w:r>
+              <w:t>半导体</w:t>
+            </w:r>
+          </w:p>
+        </w:tc>
+        <w:tc>
+          <w:tcPr>
+            <w:tcW w:type="dxa" w:w="2160"/>
+          </w:tcPr>
+          <w:p>
+            <w:r>
+              <w:t>275亿</w:t>
+            </w:r>
+          </w:p>
+        </w:tc>
+        <w:tc>
+          <w:tcPr>
+            <w:tcW w:type="dxa" w:w="2160"/>
+          </w:tcPr>
+          <w:p>
+            <w:r>
+              <w:t>11%</w:t>
             </w:r>
           </w:p>
         </w:tc>
@@ -1290,37 +3646,37 @@
           </w:tcPr>
           <w:p>
             <w:r>
-              <w:t>创亿信息有限公司</w:t>
-            </w:r>
-          </w:p>
-        </w:tc>
-        <w:tc>
-          <w:tcPr>
-            <w:tcW w:type="dxa" w:w="2160"/>
-          </w:tcPr>
-          <w:p>
-            <w:r>
-              <w:t>医疗科技</w:t>
-            </w:r>
-          </w:p>
-        </w:tc>
-        <w:tc>
-          <w:tcPr>
-            <w:tcW w:type="dxa" w:w="2160"/>
-          </w:tcPr>
-          <w:p>
-            <w:r>
-              <w:t>667亿</w:t>
-            </w:r>
-          </w:p>
-        </w:tc>
-        <w:tc>
-          <w:tcPr>
-            <w:tcW w:type="dxa" w:w="2160"/>
-          </w:tcPr>
-          <w:p>
-            <w:r>
-              <w:t>29%</w:t>
+              <w:t>联软科技有限公司</w:t>
+            </w:r>
+          </w:p>
+        </w:tc>
+        <w:tc>
+          <w:tcPr>
+            <w:tcW w:type="dxa" w:w="2160"/>
+          </w:tcPr>
+          <w:p>
+            <w:r>
+              <w:t>消费科技</w:t>
+            </w:r>
+          </w:p>
+        </w:tc>
+        <w:tc>
+          <w:tcPr>
+            <w:tcW w:type="dxa" w:w="2160"/>
+          </w:tcPr>
+          <w:p>
+            <w:r>
+              <w:t>663亿</w:t>
+            </w:r>
+          </w:p>
+        </w:tc>
+        <w:tc>
+          <w:tcPr>
+            <w:tcW w:type="dxa" w:w="2160"/>
+          </w:tcPr>
+          <w:p>
+            <w:r>
+              <w:t>8%</w:t>
             </w:r>
           </w:p>
         </w:tc>
@@ -1332,37 +3688,37 @@
           </w:tcPr>
           <w:p>
             <w:r>
-              <w:t>飞利信科技有限公司</w:t>
-            </w:r>
-          </w:p>
-        </w:tc>
-        <w:tc>
-          <w:tcPr>
-            <w:tcW w:type="dxa" w:w="2160"/>
-          </w:tcPr>
-          <w:p>
-            <w:r>
-              <w:t>新能源</w:t>
-            </w:r>
-          </w:p>
-        </w:tc>
-        <w:tc>
-          <w:tcPr>
-            <w:tcW w:type="dxa" w:w="2160"/>
-          </w:tcPr>
-          <w:p>
-            <w:r>
-              <w:t>276亿</w:t>
-            </w:r>
-          </w:p>
-        </w:tc>
-        <w:tc>
-          <w:tcPr>
-            <w:tcW w:type="dxa" w:w="2160"/>
-          </w:tcPr>
-          <w:p>
-            <w:r>
-              <w:t>13%</w:t>
+              <w:t>信诚致远科技有限公司</w:t>
+            </w:r>
+          </w:p>
+        </w:tc>
+        <w:tc>
+          <w:tcPr>
+            <w:tcW w:type="dxa" w:w="2160"/>
+          </w:tcPr>
+          <w:p>
+            <w:r>
+              <w:t>云计算</w:t>
+            </w:r>
+          </w:p>
+        </w:tc>
+        <w:tc>
+          <w:tcPr>
+            <w:tcW w:type="dxa" w:w="2160"/>
+          </w:tcPr>
+          <w:p>
+            <w:r>
+              <w:t>365亿</w:t>
+            </w:r>
+          </w:p>
+        </w:tc>
+        <w:tc>
+          <w:tcPr>
+            <w:tcW w:type="dxa" w:w="2160"/>
+          </w:tcPr>
+          <w:p>
+            <w:r>
+              <w:t>15%</w:t>
             </w:r>
           </w:p>
         </w:tc>
@@ -1374,37 +3730,37 @@
           </w:tcPr>
           <w:p>
             <w:r>
-              <w:t>国讯网络有限公司</w:t>
-            </w:r>
-          </w:p>
-        </w:tc>
-        <w:tc>
-          <w:tcPr>
-            <w:tcW w:type="dxa" w:w="2160"/>
-          </w:tcPr>
-          <w:p>
-            <w:r>
-              <w:t>云计算</w:t>
-            </w:r>
-          </w:p>
-        </w:tc>
-        <w:tc>
-          <w:tcPr>
-            <w:tcW w:type="dxa" w:w="2160"/>
-          </w:tcPr>
-          <w:p>
-            <w:r>
-              <w:t>419亿</w:t>
-            </w:r>
-          </w:p>
-        </w:tc>
-        <w:tc>
-          <w:tcPr>
-            <w:tcW w:type="dxa" w:w="2160"/>
-          </w:tcPr>
-          <w:p>
-            <w:r>
-              <w:t>28%</w:t>
+              <w:t>浦华众城网络有限公司</w:t>
+            </w:r>
+          </w:p>
+        </w:tc>
+        <w:tc>
+          <w:tcPr>
+            <w:tcW w:type="dxa" w:w="2160"/>
+          </w:tcPr>
+          <w:p>
+            <w:r>
+              <w:t>新能源</w:t>
+            </w:r>
+          </w:p>
+        </w:tc>
+        <w:tc>
+          <w:tcPr>
+            <w:tcW w:type="dxa" w:w="2160"/>
+          </w:tcPr>
+          <w:p>
+            <w:r>
+              <w:t>616亿</w:t>
+            </w:r>
+          </w:p>
+        </w:tc>
+        <w:tc>
+          <w:tcPr>
+            <w:tcW w:type="dxa" w:w="2160"/>
+          </w:tcPr>
+          <w:p>
+            <w:r>
+              <w:t>6%</w:t>
             </w:r>
           </w:p>
         </w:tc>
@@ -1416,7 +3772,7 @@
           </w:tcPr>
           <w:p>
             <w:r>
-              <w:t>和泰科技有限公司</w:t>
+              <w:t>华成育卓传媒有限公司</w:t>
             </w:r>
           </w:p>
         </w:tc>
@@ -1436,17 +3792,17 @@
           </w:tcPr>
           <w:p>
             <w:r>
-              <w:t>687亿</w:t>
-            </w:r>
-          </w:p>
-        </w:tc>
-        <w:tc>
-          <w:tcPr>
-            <w:tcW w:type="dxa" w:w="2160"/>
-          </w:tcPr>
-          <w:p>
-            <w:r>
-              <w:t>9%</w:t>
+              <w:t>673亿</w:t>
+            </w:r>
+          </w:p>
+        </w:tc>
+        <w:tc>
+          <w:tcPr>
+            <w:tcW w:type="dxa" w:w="2160"/>
+          </w:tcPr>
+          <w:p>
+            <w:r>
+              <w:t>16%</w:t>
             </w:r>
           </w:p>
         </w:tc>
@@ -1458,37 +3814,37 @@
           </w:tcPr>
           <w:p>
             <w:r>
-              <w:t>信诚致远传媒有限公司</w:t>
-            </w:r>
-          </w:p>
-        </w:tc>
-        <w:tc>
-          <w:tcPr>
-            <w:tcW w:type="dxa" w:w="2160"/>
-          </w:tcPr>
-          <w:p>
-            <w:r>
-              <w:t>人工智能</w:t>
-            </w:r>
-          </w:p>
-        </w:tc>
-        <w:tc>
-          <w:tcPr>
-            <w:tcW w:type="dxa" w:w="2160"/>
-          </w:tcPr>
-          <w:p>
-            <w:r>
-              <w:t>423亿</w:t>
-            </w:r>
-          </w:p>
-        </w:tc>
-        <w:tc>
-          <w:tcPr>
-            <w:tcW w:type="dxa" w:w="2160"/>
-          </w:tcPr>
-          <w:p>
-            <w:r>
-              <w:t>6%</w:t>
+              <w:t>联软网络有限公司</w:t>
+            </w:r>
+          </w:p>
+        </w:tc>
+        <w:tc>
+          <w:tcPr>
+            <w:tcW w:type="dxa" w:w="2160"/>
+          </w:tcPr>
+          <w:p>
+            <w:r>
+              <w:t>半导体</w:t>
+            </w:r>
+          </w:p>
+        </w:tc>
+        <w:tc>
+          <w:tcPr>
+            <w:tcW w:type="dxa" w:w="2160"/>
+          </w:tcPr>
+          <w:p>
+            <w:r>
+              <w:t>173亿</w:t>
+            </w:r>
+          </w:p>
+        </w:tc>
+        <w:tc>
+          <w:tcPr>
+            <w:tcW w:type="dxa" w:w="2160"/>
+          </w:tcPr>
+          <w:p>
+            <w:r>
+              <w:t>23%</w:t>
             </w:r>
           </w:p>
         </w:tc>
@@ -1500,37 +3856,37 @@
           </w:tcPr>
           <w:p>
             <w:r>
-              <w:t>创亿信息有限公司</w:t>
-            </w:r>
-          </w:p>
-        </w:tc>
-        <w:tc>
-          <w:tcPr>
-            <w:tcW w:type="dxa" w:w="2160"/>
-          </w:tcPr>
-          <w:p>
-            <w:r>
-              <w:t>医疗科技</w:t>
-            </w:r>
-          </w:p>
-        </w:tc>
-        <w:tc>
-          <w:tcPr>
-            <w:tcW w:type="dxa" w:w="2160"/>
-          </w:tcPr>
-          <w:p>
-            <w:r>
-              <w:t>430亿</w:t>
-            </w:r>
-          </w:p>
-        </w:tc>
-        <w:tc>
-          <w:tcPr>
-            <w:tcW w:type="dxa" w:w="2160"/>
-          </w:tcPr>
-          <w:p>
-            <w:r>
-              <w:t>21%</w:t>
+              <w:t>天开科技有限公司</w:t>
+            </w:r>
+          </w:p>
+        </w:tc>
+        <w:tc>
+          <w:tcPr>
+            <w:tcW w:type="dxa" w:w="2160"/>
+          </w:tcPr>
+          <w:p>
+            <w:r>
+              <w:t>消费科技</w:t>
+            </w:r>
+          </w:p>
+        </w:tc>
+        <w:tc>
+          <w:tcPr>
+            <w:tcW w:type="dxa" w:w="2160"/>
+          </w:tcPr>
+          <w:p>
+            <w:r>
+              <w:t>464亿</w:t>
+            </w:r>
+          </w:p>
+        </w:tc>
+        <w:tc>
+          <w:tcPr>
+            <w:tcW w:type="dxa" w:w="2160"/>
+          </w:tcPr>
+          <w:p>
+            <w:r>
+              <w:t>25%</w:t>
             </w:r>
           </w:p>
         </w:tc>
@@ -1542,747 +3898,7 @@
           </w:tcPr>
           <w:p>
             <w:r>
-              <w:t>信诚致远传媒有限公司</w:t>
-            </w:r>
-          </w:p>
-        </w:tc>
-        <w:tc>
-          <w:tcPr>
-            <w:tcW w:type="dxa" w:w="2160"/>
-          </w:tcPr>
-          <w:p>
-            <w:r>
-              <w:t>人工智能</w:t>
-            </w:r>
-          </w:p>
-        </w:tc>
-        <w:tc>
-          <w:tcPr>
-            <w:tcW w:type="dxa" w:w="2160"/>
-          </w:tcPr>
-          <w:p>
-            <w:r>
-              <w:t>730亿</w:t>
-            </w:r>
-          </w:p>
-        </w:tc>
-        <w:tc>
-          <w:tcPr>
-            <w:tcW w:type="dxa" w:w="2160"/>
-          </w:tcPr>
-          <w:p>
-            <w:r>
-              <w:t>16%</w:t>
-            </w:r>
-          </w:p>
-        </w:tc>
-      </w:tr>
-    </w:tbl>
-    <w:p>
-      <w:pPr>
-        <w:pStyle w:val="Heading1"/>
-      </w:pPr>
-      <w:r>
-        <w:t>行业分析 3</w:t>
-      </w:r>
-    </w:p>
-    <w:p>
-      <w:r>
-        <w:br/>
-        <w:t>鸿睿思博信息有限公司 是中国 半导体 行业的重要企业之一。</w:t>
-        <w:br/>
-        <w:t>根据华辰资本 投资策略部 的研究，该公司成立于 2015 年，</w:t>
-        <w:br/>
-        <w:t>目前员工规模约 1207 人。公司近年来持续加大研发投入，</w:t>
-        <w:br/>
-        <w:t>在核心技术方面形成了较强的竞争壁垒。</w:t>
-        <w:br/>
-      </w:r>
-    </w:p>
-    <w:p>
-      <w:r>
-        <w:br/>
-        <w:t>风险管理部认为，新能源 行业仍然面临若干</w:t>
-        <w:br/>
-        <w:t>不确定性因素，包括技术迭代风险、政策变化、</w:t>
-        <w:br/>
-        <w:t>以及市场竞争加剧等问题。</w:t>
-        <w:br/>
-      </w:r>
-    </w:p>
-    <w:p>
-      <w:r>
-        <w:br/>
-        <w:t>华辰资本旗下的 HC Energy Transition Fund 在最近的资产配置会议中</w:t>
-        <w:br/>
-        <w:t>讨论了 机器人 行业的投资机会，并对 济南亿次元网络有限公司</w:t>
-        <w:br/>
-        <w:t>进行了重点评估。</w:t>
-        <w:br/>
-      </w:r>
-    </w:p>
-    <w:p>
-      <w:r>
-        <w:br/>
-        <w:t>根据内部财务模型测算，精芯信息有限公司 在未来三年</w:t>
-        <w:br/>
-        <w:t>收入复合增长率预计可达到 22% 左右。</w:t>
-        <w:br/>
-        <w:t>该预测基于行业需求增长以及公司产能扩张计划。</w:t>
-        <w:br/>
-      </w:r>
-    </w:p>
-    <w:p>
-      <w:r>
-        <w:br/>
-        <w:t>华辰资本旗下的 HC Energy Transition Fund 在最近的资产配置会议中</w:t>
-        <w:br/>
-        <w:t>讨论了 医疗科技 行业的投资机会，并对 凌云网络有限公司</w:t>
-        <w:br/>
-        <w:t>进行了重点评估。</w:t>
-        <w:br/>
-      </w:r>
-    </w:p>
-    <w:p>
-      <w:r>
-        <w:br/>
-        <w:t>华辰资本旗下的 HC Quant Arbitrage Fund 在最近的资产配置会议中</w:t>
-        <w:br/>
-        <w:t>讨论了 新能源 行业的投资机会，并对 九方网络有限公司</w:t>
-        <w:br/>
-        <w:t>进行了重点评估。</w:t>
-        <w:br/>
-      </w:r>
-    </w:p>
-    <w:p>
-      <w:r>
-        <w:br/>
-        <w:t>根据内部财务模型测算，飞利信科技有限公司 在未来三年</w:t>
-        <w:br/>
-        <w:t>收入复合增长率预计可达到 21% 左右。</w:t>
-        <w:br/>
-        <w:t>该预测基于行业需求增长以及公司产能扩张计划。</w:t>
-        <w:br/>
-      </w:r>
-    </w:p>
-    <w:p>
-      <w:r>
-        <w:br/>
-        <w:t>从产业链角度看，人工智能 行业主要由上游设备厂商、</w:t>
-        <w:br/>
-        <w:t>中游平台企业以及下游应用厂商组成。</w:t>
-        <w:br/>
-        <w:t>雨林木风计算机科技有限公司 主要位于产业链的 上游 环节。</w:t>
-        <w:br/>
-      </w:r>
-    </w:p>
-    <w:tbl>
-      <w:tblPr>
-        <w:tblW w:type="auto" w:w="0"/>
-        <w:tblLook w:firstColumn="1" w:firstRow="1" w:lastColumn="0" w:lastRow="0" w:noHBand="0" w:noVBand="1" w:val="04A0"/>
-      </w:tblPr>
-      <w:tblGrid>
-        <w:gridCol w:w="2160"/>
-        <w:gridCol w:w="2160"/>
-        <w:gridCol w:w="2160"/>
-        <w:gridCol w:w="2160"/>
-      </w:tblGrid>
-      <w:tr>
-        <w:tc>
-          <w:tcPr>
-            <w:tcW w:type="dxa" w:w="2160"/>
-          </w:tcPr>
-          <w:p>
-            <w:r>
-              <w:t>公司</w:t>
-            </w:r>
-          </w:p>
-        </w:tc>
-        <w:tc>
-          <w:tcPr>
-            <w:tcW w:type="dxa" w:w="2160"/>
-          </w:tcPr>
-          <w:p>
-            <w:r>
-              <w:t>行业</w:t>
-            </w:r>
-          </w:p>
-        </w:tc>
-        <w:tc>
-          <w:tcPr>
-            <w:tcW w:type="dxa" w:w="2160"/>
-          </w:tcPr>
-          <w:p>
-            <w:r>
-              <w:t>市值</w:t>
-            </w:r>
-          </w:p>
-        </w:tc>
-        <w:tc>
-          <w:tcPr>
-            <w:tcW w:type="dxa" w:w="2160"/>
-          </w:tcPr>
-          <w:p>
-            <w:r>
-              <w:t>增长率</w:t>
-            </w:r>
-          </w:p>
-        </w:tc>
-      </w:tr>
-      <w:tr>
-        <w:tc>
-          <w:tcPr>
-            <w:tcW w:type="dxa" w:w="2160"/>
-          </w:tcPr>
-          <w:p>
-            <w:r>
-              <w:t>迪摩科技有限公司</w:t>
-            </w:r>
-          </w:p>
-        </w:tc>
-        <w:tc>
-          <w:tcPr>
-            <w:tcW w:type="dxa" w:w="2160"/>
-          </w:tcPr>
-          <w:p>
-            <w:r>
-              <w:t>人工智能</w:t>
-            </w:r>
-          </w:p>
-        </w:tc>
-        <w:tc>
-          <w:tcPr>
-            <w:tcW w:type="dxa" w:w="2160"/>
-          </w:tcPr>
-          <w:p>
-            <w:r>
-              <w:t>514亿</w:t>
-            </w:r>
-          </w:p>
-        </w:tc>
-        <w:tc>
-          <w:tcPr>
-            <w:tcW w:type="dxa" w:w="2160"/>
-          </w:tcPr>
-          <w:p>
-            <w:r>
-              <w:t>22%</w:t>
-            </w:r>
-          </w:p>
-        </w:tc>
-      </w:tr>
-      <w:tr>
-        <w:tc>
-          <w:tcPr>
-            <w:tcW w:type="dxa" w:w="2160"/>
-          </w:tcPr>
-          <w:p>
-            <w:r>
-              <w:t>九方网络有限公司</w:t>
-            </w:r>
-          </w:p>
-        </w:tc>
-        <w:tc>
-          <w:tcPr>
-            <w:tcW w:type="dxa" w:w="2160"/>
-          </w:tcPr>
-          <w:p>
-            <w:r>
-              <w:t>新能源</w:t>
-            </w:r>
-          </w:p>
-        </w:tc>
-        <w:tc>
-          <w:tcPr>
-            <w:tcW w:type="dxa" w:w="2160"/>
-          </w:tcPr>
-          <w:p>
-            <w:r>
-              <w:t>187亿</w:t>
-            </w:r>
-          </w:p>
-        </w:tc>
-        <w:tc>
-          <w:tcPr>
-            <w:tcW w:type="dxa" w:w="2160"/>
-          </w:tcPr>
-          <w:p>
-            <w:r>
-              <w:t>17%</w:t>
-            </w:r>
-          </w:p>
-        </w:tc>
-      </w:tr>
-      <w:tr>
-        <w:tc>
-          <w:tcPr>
-            <w:tcW w:type="dxa" w:w="2160"/>
-          </w:tcPr>
-          <w:p>
-            <w:r>
-              <w:t>昂歌信息科技有限公司</w:t>
-            </w:r>
-          </w:p>
-        </w:tc>
-        <w:tc>
-          <w:tcPr>
-            <w:tcW w:type="dxa" w:w="2160"/>
-          </w:tcPr>
-          <w:p>
-            <w:r>
-              <w:t>消费科技</w:t>
-            </w:r>
-          </w:p>
-        </w:tc>
-        <w:tc>
-          <w:tcPr>
-            <w:tcW w:type="dxa" w:w="2160"/>
-          </w:tcPr>
-          <w:p>
-            <w:r>
-              <w:t>655亿</w:t>
-            </w:r>
-          </w:p>
-        </w:tc>
-        <w:tc>
-          <w:tcPr>
-            <w:tcW w:type="dxa" w:w="2160"/>
-          </w:tcPr>
-          <w:p>
-            <w:r>
-              <w:t>15%</w:t>
-            </w:r>
-          </w:p>
-        </w:tc>
-      </w:tr>
-      <w:tr>
-        <w:tc>
-          <w:tcPr>
-            <w:tcW w:type="dxa" w:w="2160"/>
-          </w:tcPr>
-          <w:p>
-            <w:r>
-              <w:t>雨林木风计算机网络有限公司</w:t>
-            </w:r>
-          </w:p>
-        </w:tc>
-        <w:tc>
-          <w:tcPr>
-            <w:tcW w:type="dxa" w:w="2160"/>
-          </w:tcPr>
-          <w:p>
-            <w:r>
-              <w:t>医疗科技</w:t>
-            </w:r>
-          </w:p>
-        </w:tc>
-        <w:tc>
-          <w:tcPr>
-            <w:tcW w:type="dxa" w:w="2160"/>
-          </w:tcPr>
-          <w:p>
-            <w:r>
-              <w:t>581亿</w:t>
-            </w:r>
-          </w:p>
-        </w:tc>
-        <w:tc>
-          <w:tcPr>
-            <w:tcW w:type="dxa" w:w="2160"/>
-          </w:tcPr>
-          <w:p>
-            <w:r>
-              <w:t>19%</w:t>
-            </w:r>
-          </w:p>
-        </w:tc>
-      </w:tr>
-      <w:tr>
-        <w:tc>
-          <w:tcPr>
-            <w:tcW w:type="dxa" w:w="2160"/>
-          </w:tcPr>
-          <w:p>
-            <w:r>
-              <w:t>创亿网络有限公司</w:t>
-            </w:r>
-          </w:p>
-        </w:tc>
-        <w:tc>
-          <w:tcPr>
-            <w:tcW w:type="dxa" w:w="2160"/>
-          </w:tcPr>
-          <w:p>
-            <w:r>
-              <w:t>云计算</w:t>
-            </w:r>
-          </w:p>
-        </w:tc>
-        <w:tc>
-          <w:tcPr>
-            <w:tcW w:type="dxa" w:w="2160"/>
-          </w:tcPr>
-          <w:p>
-            <w:r>
-              <w:t>742亿</w:t>
-            </w:r>
-          </w:p>
-        </w:tc>
-        <w:tc>
-          <w:tcPr>
-            <w:tcW w:type="dxa" w:w="2160"/>
-          </w:tcPr>
-          <w:p>
-            <w:r>
-              <w:t>6%</w:t>
-            </w:r>
-          </w:p>
-        </w:tc>
-      </w:tr>
-      <w:tr>
-        <w:tc>
-          <w:tcPr>
-            <w:tcW w:type="dxa" w:w="2160"/>
-          </w:tcPr>
-          <w:p>
-            <w:r>
-              <w:t>东方峻景传媒有限公司</w:t>
-            </w:r>
-          </w:p>
-        </w:tc>
-        <w:tc>
-          <w:tcPr>
-            <w:tcW w:type="dxa" w:w="2160"/>
-          </w:tcPr>
-          <w:p>
-            <w:r>
-              <w:t>新能源</w:t>
-            </w:r>
-          </w:p>
-        </w:tc>
-        <w:tc>
-          <w:tcPr>
-            <w:tcW w:type="dxa" w:w="2160"/>
-          </w:tcPr>
-          <w:p>
-            <w:r>
-              <w:t>600亿</w:t>
-            </w:r>
-          </w:p>
-        </w:tc>
-        <w:tc>
-          <w:tcPr>
-            <w:tcW w:type="dxa" w:w="2160"/>
-          </w:tcPr>
-          <w:p>
-            <w:r>
-              <w:t>13%</w:t>
-            </w:r>
-          </w:p>
-        </w:tc>
-      </w:tr>
-      <w:tr>
-        <w:tc>
-          <w:tcPr>
-            <w:tcW w:type="dxa" w:w="2160"/>
-          </w:tcPr>
-          <w:p>
-            <w:r>
-              <w:t>国讯网络有限公司</w:t>
-            </w:r>
-          </w:p>
-        </w:tc>
-        <w:tc>
-          <w:tcPr>
-            <w:tcW w:type="dxa" w:w="2160"/>
-          </w:tcPr>
-          <w:p>
-            <w:r>
-              <w:t>云计算</w:t>
-            </w:r>
-          </w:p>
-        </w:tc>
-        <w:tc>
-          <w:tcPr>
-            <w:tcW w:type="dxa" w:w="2160"/>
-          </w:tcPr>
-          <w:p>
-            <w:r>
-              <w:t>422亿</w:t>
-            </w:r>
-          </w:p>
-        </w:tc>
-        <w:tc>
-          <w:tcPr>
-            <w:tcW w:type="dxa" w:w="2160"/>
-          </w:tcPr>
-          <w:p>
-            <w:r>
-              <w:t>10%</w:t>
-            </w:r>
-          </w:p>
-        </w:tc>
-      </w:tr>
-      <w:tr>
-        <w:tc>
-          <w:tcPr>
-            <w:tcW w:type="dxa" w:w="2160"/>
-          </w:tcPr>
-          <w:p>
-            <w:r>
-              <w:t>九方网络有限公司</w:t>
-            </w:r>
-          </w:p>
-        </w:tc>
-        <w:tc>
-          <w:tcPr>
-            <w:tcW w:type="dxa" w:w="2160"/>
-          </w:tcPr>
-          <w:p>
-            <w:r>
-              <w:t>新能源</w:t>
-            </w:r>
-          </w:p>
-        </w:tc>
-        <w:tc>
-          <w:tcPr>
-            <w:tcW w:type="dxa" w:w="2160"/>
-          </w:tcPr>
-          <w:p>
-            <w:r>
-              <w:t>380亿</w:t>
-            </w:r>
-          </w:p>
-        </w:tc>
-        <w:tc>
-          <w:tcPr>
-            <w:tcW w:type="dxa" w:w="2160"/>
-          </w:tcPr>
-          <w:p>
-            <w:r>
-              <w:t>9%</w:t>
-            </w:r>
-          </w:p>
-        </w:tc>
-      </w:tr>
-      <w:tr>
-        <w:tc>
-          <w:tcPr>
-            <w:tcW w:type="dxa" w:w="2160"/>
-          </w:tcPr>
-          <w:p>
-            <w:r>
-              <w:t>和泰科技有限公司</w:t>
-            </w:r>
-          </w:p>
-        </w:tc>
-        <w:tc>
-          <w:tcPr>
-            <w:tcW w:type="dxa" w:w="2160"/>
-          </w:tcPr>
-          <w:p>
-            <w:r>
-              <w:t>人工智能</w:t>
-            </w:r>
-          </w:p>
-        </w:tc>
-        <w:tc>
-          <w:tcPr>
-            <w:tcW w:type="dxa" w:w="2160"/>
-          </w:tcPr>
-          <w:p>
-            <w:r>
-              <w:t>167亿</w:t>
-            </w:r>
-          </w:p>
-        </w:tc>
-        <w:tc>
-          <w:tcPr>
-            <w:tcW w:type="dxa" w:w="2160"/>
-          </w:tcPr>
-          <w:p>
-            <w:r>
-              <w:t>12%</w:t>
-            </w:r>
-          </w:p>
-        </w:tc>
-      </w:tr>
-      <w:tr>
-        <w:tc>
-          <w:tcPr>
-            <w:tcW w:type="dxa" w:w="2160"/>
-          </w:tcPr>
-          <w:p>
-            <w:r>
-              <w:t>雨林木风计算机科技有限公司</w:t>
-            </w:r>
-          </w:p>
-        </w:tc>
-        <w:tc>
-          <w:tcPr>
-            <w:tcW w:type="dxa" w:w="2160"/>
-          </w:tcPr>
-          <w:p>
-            <w:r>
-              <w:t>人工智能</w:t>
-            </w:r>
-          </w:p>
-        </w:tc>
-        <w:tc>
-          <w:tcPr>
-            <w:tcW w:type="dxa" w:w="2160"/>
-          </w:tcPr>
-          <w:p>
-            <w:r>
-              <w:t>792亿</w:t>
-            </w:r>
-          </w:p>
-        </w:tc>
-        <w:tc>
-          <w:tcPr>
-            <w:tcW w:type="dxa" w:w="2160"/>
-          </w:tcPr>
-          <w:p>
-            <w:r>
-              <w:t>17%</w:t>
-            </w:r>
-          </w:p>
-        </w:tc>
-      </w:tr>
-      <w:tr>
-        <w:tc>
-          <w:tcPr>
-            <w:tcW w:type="dxa" w:w="2160"/>
-          </w:tcPr>
-          <w:p>
-            <w:r>
-              <w:t>九方信息有限公司</w:t>
-            </w:r>
-          </w:p>
-        </w:tc>
-        <w:tc>
-          <w:tcPr>
-            <w:tcW w:type="dxa" w:w="2160"/>
-          </w:tcPr>
-          <w:p>
-            <w:r>
-              <w:t>新能源</w:t>
-            </w:r>
-          </w:p>
-        </w:tc>
-        <w:tc>
-          <w:tcPr>
-            <w:tcW w:type="dxa" w:w="2160"/>
-          </w:tcPr>
-          <w:p>
-            <w:r>
-              <w:t>112亿</w:t>
-            </w:r>
-          </w:p>
-        </w:tc>
-        <w:tc>
-          <w:tcPr>
-            <w:tcW w:type="dxa" w:w="2160"/>
-          </w:tcPr>
-          <w:p>
-            <w:r>
-              <w:t>6%</w:t>
-            </w:r>
-          </w:p>
-        </w:tc>
-      </w:tr>
-      <w:tr>
-        <w:tc>
-          <w:tcPr>
-            <w:tcW w:type="dxa" w:w="2160"/>
-          </w:tcPr>
-          <w:p>
-            <w:r>
-              <w:t>鸿睿思博网络有限公司</w:t>
-            </w:r>
-          </w:p>
-        </w:tc>
-        <w:tc>
-          <w:tcPr>
-            <w:tcW w:type="dxa" w:w="2160"/>
-          </w:tcPr>
-          <w:p>
-            <w:r>
-              <w:t>新能源</w:t>
-            </w:r>
-          </w:p>
-        </w:tc>
-        <w:tc>
-          <w:tcPr>
-            <w:tcW w:type="dxa" w:w="2160"/>
-          </w:tcPr>
-          <w:p>
-            <w:r>
-              <w:t>626亿</w:t>
-            </w:r>
-          </w:p>
-        </w:tc>
-        <w:tc>
-          <w:tcPr>
-            <w:tcW w:type="dxa" w:w="2160"/>
-          </w:tcPr>
-          <w:p>
-            <w:r>
-              <w:t>10%</w:t>
-            </w:r>
-          </w:p>
-        </w:tc>
-      </w:tr>
-      <w:tr>
-        <w:tc>
-          <w:tcPr>
-            <w:tcW w:type="dxa" w:w="2160"/>
-          </w:tcPr>
-          <w:p>
-            <w:r>
-              <w:t>凌云网络有限公司</w:t>
-            </w:r>
-          </w:p>
-        </w:tc>
-        <w:tc>
-          <w:tcPr>
-            <w:tcW w:type="dxa" w:w="2160"/>
-          </w:tcPr>
-          <w:p>
-            <w:r>
-              <w:t>医疗科技</w:t>
-            </w:r>
-          </w:p>
-        </w:tc>
-        <w:tc>
-          <w:tcPr>
-            <w:tcW w:type="dxa" w:w="2160"/>
-          </w:tcPr>
-          <w:p>
-            <w:r>
-              <w:t>120亿</w:t>
-            </w:r>
-          </w:p>
-        </w:tc>
-        <w:tc>
-          <w:tcPr>
-            <w:tcW w:type="dxa" w:w="2160"/>
-          </w:tcPr>
-          <w:p>
-            <w:r>
-              <w:t>25%</w:t>
-            </w:r>
-          </w:p>
-        </w:tc>
-      </w:tr>
-      <w:tr>
-        <w:tc>
-          <w:tcPr>
-            <w:tcW w:type="dxa" w:w="2160"/>
-          </w:tcPr>
-          <w:p>
-            <w:r>
-              <w:t>鸿睿思博信息有限公司</w:t>
+              <w:t>华泰通安网络有限公司</w:t>
             </w:r>
           </w:p>
         </w:tc>
@@ -2302,1625 +3918,17 @@
           </w:tcPr>
           <w:p>
             <w:r>
-              <w:t>754亿</w:t>
-            </w:r>
-          </w:p>
-        </w:tc>
-        <w:tc>
-          <w:tcPr>
-            <w:tcW w:type="dxa" w:w="2160"/>
-          </w:tcPr>
-          <w:p>
-            <w:r>
-              <w:t>16%</w:t>
-            </w:r>
-          </w:p>
-        </w:tc>
-      </w:tr>
-      <w:tr>
-        <w:tc>
-          <w:tcPr>
-            <w:tcW w:type="dxa" w:w="2160"/>
-          </w:tcPr>
-          <w:p>
-            <w:r>
-              <w:t>和泰科技有限公司</w:t>
-            </w:r>
-          </w:p>
-        </w:tc>
-        <w:tc>
-          <w:tcPr>
-            <w:tcW w:type="dxa" w:w="2160"/>
-          </w:tcPr>
-          <w:p>
-            <w:r>
-              <w:t>人工智能</w:t>
-            </w:r>
-          </w:p>
-        </w:tc>
-        <w:tc>
-          <w:tcPr>
-            <w:tcW w:type="dxa" w:w="2160"/>
-          </w:tcPr>
-          <w:p>
-            <w:r>
-              <w:t>661亿</w:t>
-            </w:r>
-          </w:p>
-        </w:tc>
-        <w:tc>
-          <w:tcPr>
-            <w:tcW w:type="dxa" w:w="2160"/>
-          </w:tcPr>
-          <w:p>
-            <w:r>
-              <w:t>20%</w:t>
-            </w:r>
-          </w:p>
-        </w:tc>
-      </w:tr>
-    </w:tbl>
-    <w:p>
-      <w:pPr>
-        <w:pStyle w:val="Heading1"/>
-      </w:pPr>
-      <w:r>
-        <w:t>行业分析 4</w:t>
-      </w:r>
-    </w:p>
-    <w:p>
-      <w:r>
-        <w:br/>
-        <w:t>根据内部财务模型测算，新宇龙信息传媒有限公司 在未来三年</w:t>
-        <w:br/>
-        <w:t>收入复合增长率预计可达到 33% 左右。</w:t>
-        <w:br/>
-        <w:t>该预测基于行业需求增长以及公司产能扩张计划。</w:t>
-        <w:br/>
-      </w:r>
-    </w:p>
-    <w:p>
-      <w:r>
-        <w:br/>
-        <w:t>从产业链角度看，医疗科技 行业主要由上游设备厂商、</w:t>
-        <w:br/>
-        <w:t>中游平台企业以及下游应用厂商组成。</w:t>
-        <w:br/>
-        <w:t>凌云网络有限公司 主要位于产业链的 下游 环节。</w:t>
-        <w:br/>
-      </w:r>
-    </w:p>
-    <w:p>
-      <w:r>
-        <w:br/>
-        <w:t>根据内部财务模型测算，天益科技有限公司 在未来三年</w:t>
-        <w:br/>
-        <w:t>收入复合增长率预计可达到 15% 左右。</w:t>
-        <w:br/>
-        <w:t>该预测基于行业需求增长以及公司产能扩张计划。</w:t>
-        <w:br/>
-      </w:r>
-    </w:p>
-    <w:p>
-      <w:r>
-        <w:br/>
-        <w:t>根据内部财务模型测算，迪摩科技有限公司 在未来三年</w:t>
-        <w:br/>
-        <w:t>收入复合增长率预计可达到 21% 左右。</w:t>
-        <w:br/>
-        <w:t>该预测基于行业需求增长以及公司产能扩张计划。</w:t>
-        <w:br/>
-      </w:r>
-    </w:p>
-    <w:p>
-      <w:r>
-        <w:br/>
-        <w:t>风险管理部认为，机器人 行业仍然面临若干</w:t>
-        <w:br/>
-        <w:t>不确定性因素，包括技术迭代风险、政策变化、</w:t>
-        <w:br/>
-        <w:t>以及市场竞争加剧等问题。</w:t>
-        <w:br/>
-      </w:r>
-    </w:p>
-    <w:p>
-      <w:r>
-        <w:br/>
-        <w:t>风险管理部认为，云计算 行业仍然面临若干</w:t>
-        <w:br/>
-        <w:t>不确定性因素，包括技术迭代风险、政策变化、</w:t>
-        <w:br/>
-        <w:t>以及市场竞争加剧等问题。</w:t>
-        <w:br/>
-      </w:r>
-    </w:p>
-    <w:p>
-      <w:r>
-        <w:br/>
-        <w:t>华辰资本旗下的 HC AI Innovation Fund 在最近的资产配置会议中</w:t>
-        <w:br/>
-        <w:t>讨论了 消费科技 行业的投资机会，并对 精芯信息有限公司</w:t>
-        <w:br/>
-        <w:t>进行了重点评估。</w:t>
-        <w:br/>
-      </w:r>
-    </w:p>
-    <w:p>
-      <w:r>
-        <w:br/>
-        <w:t>从产业链角度看，半导体 行业主要由上游设备厂商、</w:t>
-        <w:br/>
-        <w:t>中游平台企业以及下游应用厂商组成。</w:t>
-        <w:br/>
-        <w:t>鸿睿思博信息有限公司 主要位于产业链的 中游 环节。</w:t>
-        <w:br/>
-      </w:r>
-    </w:p>
-    <w:tbl>
-      <w:tblPr>
-        <w:tblW w:type="auto" w:w="0"/>
-        <w:tblLook w:firstColumn="1" w:firstRow="1" w:lastColumn="0" w:lastRow="0" w:noHBand="0" w:noVBand="1" w:val="04A0"/>
-      </w:tblPr>
-      <w:tblGrid>
-        <w:gridCol w:w="2160"/>
-        <w:gridCol w:w="2160"/>
-        <w:gridCol w:w="2160"/>
-        <w:gridCol w:w="2160"/>
-      </w:tblGrid>
-      <w:tr>
-        <w:tc>
-          <w:tcPr>
-            <w:tcW w:type="dxa" w:w="2160"/>
-          </w:tcPr>
-          <w:p>
-            <w:r>
-              <w:t>公司</w:t>
-            </w:r>
-          </w:p>
-        </w:tc>
-        <w:tc>
-          <w:tcPr>
-            <w:tcW w:type="dxa" w:w="2160"/>
-          </w:tcPr>
-          <w:p>
-            <w:r>
-              <w:t>行业</w:t>
-            </w:r>
-          </w:p>
-        </w:tc>
-        <w:tc>
-          <w:tcPr>
-            <w:tcW w:type="dxa" w:w="2160"/>
-          </w:tcPr>
-          <w:p>
-            <w:r>
-              <w:t>市值</w:t>
-            </w:r>
-          </w:p>
-        </w:tc>
-        <w:tc>
-          <w:tcPr>
-            <w:tcW w:type="dxa" w:w="2160"/>
-          </w:tcPr>
-          <w:p>
-            <w:r>
-              <w:t>增长率</w:t>
-            </w:r>
-          </w:p>
-        </w:tc>
-      </w:tr>
-      <w:tr>
-        <w:tc>
-          <w:tcPr>
-            <w:tcW w:type="dxa" w:w="2160"/>
-          </w:tcPr>
-          <w:p>
-            <w:r>
-              <w:t>易动力科技有限公司</w:t>
-            </w:r>
-          </w:p>
-        </w:tc>
-        <w:tc>
-          <w:tcPr>
-            <w:tcW w:type="dxa" w:w="2160"/>
-          </w:tcPr>
-          <w:p>
-            <w:r>
-              <w:t>云计算</w:t>
-            </w:r>
-          </w:p>
-        </w:tc>
-        <w:tc>
-          <w:tcPr>
-            <w:tcW w:type="dxa" w:w="2160"/>
-          </w:tcPr>
-          <w:p>
-            <w:r>
-              <w:t>734亿</w:t>
-            </w:r>
-          </w:p>
-        </w:tc>
-        <w:tc>
-          <w:tcPr>
-            <w:tcW w:type="dxa" w:w="2160"/>
-          </w:tcPr>
-          <w:p>
-            <w:r>
-              <w:t>14%</w:t>
-            </w:r>
-          </w:p>
-        </w:tc>
-      </w:tr>
-      <w:tr>
-        <w:tc>
-          <w:tcPr>
-            <w:tcW w:type="dxa" w:w="2160"/>
-          </w:tcPr>
-          <w:p>
-            <w:r>
-              <w:t>精芯信息有限公司</w:t>
-            </w:r>
-          </w:p>
-        </w:tc>
-        <w:tc>
-          <w:tcPr>
-            <w:tcW w:type="dxa" w:w="2160"/>
-          </w:tcPr>
-          <w:p>
-            <w:r>
-              <w:t>消费科技</w:t>
-            </w:r>
-          </w:p>
-        </w:tc>
-        <w:tc>
-          <w:tcPr>
-            <w:tcW w:type="dxa" w:w="2160"/>
-          </w:tcPr>
-          <w:p>
-            <w:r>
-              <w:t>341亿</w:t>
-            </w:r>
-          </w:p>
-        </w:tc>
-        <w:tc>
-          <w:tcPr>
-            <w:tcW w:type="dxa" w:w="2160"/>
-          </w:tcPr>
-          <w:p>
-            <w:r>
-              <w:t>29%</w:t>
-            </w:r>
-          </w:p>
-        </w:tc>
-      </w:tr>
-      <w:tr>
-        <w:tc>
-          <w:tcPr>
-            <w:tcW w:type="dxa" w:w="2160"/>
-          </w:tcPr>
-          <w:p>
-            <w:r>
-              <w:t>和泰传媒有限公司</w:t>
-            </w:r>
-          </w:p>
-        </w:tc>
-        <w:tc>
-          <w:tcPr>
-            <w:tcW w:type="dxa" w:w="2160"/>
-          </w:tcPr>
-          <w:p>
-            <w:r>
-              <w:t>消费科技</w:t>
-            </w:r>
-          </w:p>
-        </w:tc>
-        <w:tc>
-          <w:tcPr>
-            <w:tcW w:type="dxa" w:w="2160"/>
-          </w:tcPr>
-          <w:p>
-            <w:r>
-              <w:t>342亿</w:t>
-            </w:r>
-          </w:p>
-        </w:tc>
-        <w:tc>
-          <w:tcPr>
-            <w:tcW w:type="dxa" w:w="2160"/>
-          </w:tcPr>
-          <w:p>
-            <w:r>
-              <w:t>8%</w:t>
-            </w:r>
-          </w:p>
-        </w:tc>
-      </w:tr>
-      <w:tr>
-        <w:tc>
-          <w:tcPr>
-            <w:tcW w:type="dxa" w:w="2160"/>
-          </w:tcPr>
-          <w:p>
-            <w:r>
-              <w:t>万迅电脑网络有限公司</w:t>
-            </w:r>
-          </w:p>
-        </w:tc>
-        <w:tc>
-          <w:tcPr>
-            <w:tcW w:type="dxa" w:w="2160"/>
-          </w:tcPr>
-          <w:p>
-            <w:r>
-              <w:t>半导体</w:t>
-            </w:r>
-          </w:p>
-        </w:tc>
-        <w:tc>
-          <w:tcPr>
-            <w:tcW w:type="dxa" w:w="2160"/>
-          </w:tcPr>
-          <w:p>
-            <w:r>
-              <w:t>549亿</w:t>
-            </w:r>
-          </w:p>
-        </w:tc>
-        <w:tc>
-          <w:tcPr>
-            <w:tcW w:type="dxa" w:w="2160"/>
-          </w:tcPr>
-          <w:p>
-            <w:r>
-              <w:t>23%</w:t>
-            </w:r>
-          </w:p>
-        </w:tc>
-      </w:tr>
-      <w:tr>
-        <w:tc>
-          <w:tcPr>
-            <w:tcW w:type="dxa" w:w="2160"/>
-          </w:tcPr>
-          <w:p>
-            <w:r>
-              <w:t>易动力科技有限公司</w:t>
-            </w:r>
-          </w:p>
-        </w:tc>
-        <w:tc>
-          <w:tcPr>
-            <w:tcW w:type="dxa" w:w="2160"/>
-          </w:tcPr>
-          <w:p>
-            <w:r>
-              <w:t>云计算</w:t>
-            </w:r>
-          </w:p>
-        </w:tc>
-        <w:tc>
-          <w:tcPr>
-            <w:tcW w:type="dxa" w:w="2160"/>
-          </w:tcPr>
-          <w:p>
-            <w:r>
-              <w:t>612亿</w:t>
-            </w:r>
-          </w:p>
-        </w:tc>
-        <w:tc>
-          <w:tcPr>
-            <w:tcW w:type="dxa" w:w="2160"/>
-          </w:tcPr>
-          <w:p>
-            <w:r>
-              <w:t>27%</w:t>
-            </w:r>
-          </w:p>
-        </w:tc>
-      </w:tr>
-      <w:tr>
-        <w:tc>
-          <w:tcPr>
-            <w:tcW w:type="dxa" w:w="2160"/>
-          </w:tcPr>
-          <w:p>
-            <w:r>
-              <w:t>飞利信科技有限公司</w:t>
-            </w:r>
-          </w:p>
-        </w:tc>
-        <w:tc>
-          <w:tcPr>
-            <w:tcW w:type="dxa" w:w="2160"/>
-          </w:tcPr>
-          <w:p>
-            <w:r>
-              <w:t>新能源</w:t>
-            </w:r>
-          </w:p>
-        </w:tc>
-        <w:tc>
-          <w:tcPr>
-            <w:tcW w:type="dxa" w:w="2160"/>
-          </w:tcPr>
-          <w:p>
-            <w:r>
-              <w:t>466亿</w:t>
-            </w:r>
-          </w:p>
-        </w:tc>
-        <w:tc>
-          <w:tcPr>
-            <w:tcW w:type="dxa" w:w="2160"/>
-          </w:tcPr>
-          <w:p>
-            <w:r>
-              <w:t>28%</w:t>
-            </w:r>
-          </w:p>
-        </w:tc>
-      </w:tr>
-      <w:tr>
-        <w:tc>
-          <w:tcPr>
-            <w:tcW w:type="dxa" w:w="2160"/>
-          </w:tcPr>
-          <w:p>
-            <w:r>
-              <w:t>鸿睿思博信息有限公司</w:t>
-            </w:r>
-          </w:p>
-        </w:tc>
-        <w:tc>
-          <w:tcPr>
-            <w:tcW w:type="dxa" w:w="2160"/>
-          </w:tcPr>
-          <w:p>
-            <w:r>
-              <w:t>半导体</w:t>
-            </w:r>
-          </w:p>
-        </w:tc>
-        <w:tc>
-          <w:tcPr>
-            <w:tcW w:type="dxa" w:w="2160"/>
-          </w:tcPr>
-          <w:p>
-            <w:r>
-              <w:t>314亿</w:t>
-            </w:r>
-          </w:p>
-        </w:tc>
-        <w:tc>
-          <w:tcPr>
-            <w:tcW w:type="dxa" w:w="2160"/>
-          </w:tcPr>
-          <w:p>
-            <w:r>
-              <w:t>20%</w:t>
-            </w:r>
-          </w:p>
-        </w:tc>
-      </w:tr>
-      <w:tr>
-        <w:tc>
-          <w:tcPr>
-            <w:tcW w:type="dxa" w:w="2160"/>
-          </w:tcPr>
-          <w:p>
-            <w:r>
-              <w:t>艾提科信科技有限公司</w:t>
-            </w:r>
-          </w:p>
-        </w:tc>
-        <w:tc>
-          <w:tcPr>
-            <w:tcW w:type="dxa" w:w="2160"/>
-          </w:tcPr>
-          <w:p>
-            <w:r>
-              <w:t>机器人</w:t>
-            </w:r>
-          </w:p>
-        </w:tc>
-        <w:tc>
-          <w:tcPr>
-            <w:tcW w:type="dxa" w:w="2160"/>
-          </w:tcPr>
-          <w:p>
-            <w:r>
-              <w:t>636亿</w:t>
-            </w:r>
-          </w:p>
-        </w:tc>
-        <w:tc>
-          <w:tcPr>
-            <w:tcW w:type="dxa" w:w="2160"/>
-          </w:tcPr>
-          <w:p>
-            <w:r>
-              <w:t>30%</w:t>
-            </w:r>
-          </w:p>
-        </w:tc>
-      </w:tr>
-      <w:tr>
-        <w:tc>
-          <w:tcPr>
-            <w:tcW w:type="dxa" w:w="2160"/>
-          </w:tcPr>
-          <w:p>
-            <w:r>
-              <w:t>和泰传媒有限公司</w:t>
-            </w:r>
-          </w:p>
-        </w:tc>
-        <w:tc>
-          <w:tcPr>
-            <w:tcW w:type="dxa" w:w="2160"/>
-          </w:tcPr>
-          <w:p>
-            <w:r>
-              <w:t>消费科技</w:t>
-            </w:r>
-          </w:p>
-        </w:tc>
-        <w:tc>
-          <w:tcPr>
-            <w:tcW w:type="dxa" w:w="2160"/>
-          </w:tcPr>
-          <w:p>
-            <w:r>
-              <w:t>666亿</w:t>
-            </w:r>
-          </w:p>
-        </w:tc>
-        <w:tc>
-          <w:tcPr>
-            <w:tcW w:type="dxa" w:w="2160"/>
-          </w:tcPr>
-          <w:p>
-            <w:r>
-              <w:t>13%</w:t>
-            </w:r>
-          </w:p>
-        </w:tc>
-      </w:tr>
-      <w:tr>
-        <w:tc>
-          <w:tcPr>
-            <w:tcW w:type="dxa" w:w="2160"/>
-          </w:tcPr>
-          <w:p>
-            <w:r>
-              <w:t>鸿睿思博网络有限公司</w:t>
-            </w:r>
-          </w:p>
-        </w:tc>
-        <w:tc>
-          <w:tcPr>
-            <w:tcW w:type="dxa" w:w="2160"/>
-          </w:tcPr>
-          <w:p>
-            <w:r>
-              <w:t>新能源</w:t>
-            </w:r>
-          </w:p>
-        </w:tc>
-        <w:tc>
-          <w:tcPr>
-            <w:tcW w:type="dxa" w:w="2160"/>
-          </w:tcPr>
-          <w:p>
-            <w:r>
-              <w:t>622亿</w:t>
-            </w:r>
-          </w:p>
-        </w:tc>
-        <w:tc>
-          <w:tcPr>
-            <w:tcW w:type="dxa" w:w="2160"/>
-          </w:tcPr>
-          <w:p>
-            <w:r>
-              <w:t>19%</w:t>
-            </w:r>
-          </w:p>
-        </w:tc>
-      </w:tr>
-      <w:tr>
-        <w:tc>
-          <w:tcPr>
-            <w:tcW w:type="dxa" w:w="2160"/>
-          </w:tcPr>
-          <w:p>
-            <w:r>
-              <w:t>东方峻景传媒有限公司</w:t>
-            </w:r>
-          </w:p>
-        </w:tc>
-        <w:tc>
-          <w:tcPr>
-            <w:tcW w:type="dxa" w:w="2160"/>
-          </w:tcPr>
-          <w:p>
-            <w:r>
-              <w:t>新能源</w:t>
-            </w:r>
-          </w:p>
-        </w:tc>
-        <w:tc>
-          <w:tcPr>
-            <w:tcW w:type="dxa" w:w="2160"/>
-          </w:tcPr>
-          <w:p>
-            <w:r>
-              <w:t>409亿</w:t>
-            </w:r>
-          </w:p>
-        </w:tc>
-        <w:tc>
-          <w:tcPr>
-            <w:tcW w:type="dxa" w:w="2160"/>
-          </w:tcPr>
-          <w:p>
-            <w:r>
-              <w:t>21%</w:t>
-            </w:r>
-          </w:p>
-        </w:tc>
-      </w:tr>
-      <w:tr>
-        <w:tc>
-          <w:tcPr>
-            <w:tcW w:type="dxa" w:w="2160"/>
-          </w:tcPr>
-          <w:p>
-            <w:r>
-              <w:t>创亿信息有限公司</w:t>
-            </w:r>
-          </w:p>
-        </w:tc>
-        <w:tc>
-          <w:tcPr>
-            <w:tcW w:type="dxa" w:w="2160"/>
-          </w:tcPr>
-          <w:p>
-            <w:r>
-              <w:t>医疗科技</w:t>
-            </w:r>
-          </w:p>
-        </w:tc>
-        <w:tc>
-          <w:tcPr>
-            <w:tcW w:type="dxa" w:w="2160"/>
-          </w:tcPr>
-          <w:p>
-            <w:r>
-              <w:t>138亿</w:t>
-            </w:r>
-          </w:p>
-        </w:tc>
-        <w:tc>
-          <w:tcPr>
-            <w:tcW w:type="dxa" w:w="2160"/>
-          </w:tcPr>
-          <w:p>
-            <w:r>
-              <w:t>18%</w:t>
-            </w:r>
-          </w:p>
-        </w:tc>
-      </w:tr>
-      <w:tr>
-        <w:tc>
-          <w:tcPr>
-            <w:tcW w:type="dxa" w:w="2160"/>
-          </w:tcPr>
-          <w:p>
-            <w:r>
-              <w:t>昊嘉网络有限公司</w:t>
-            </w:r>
-          </w:p>
-        </w:tc>
-        <w:tc>
-          <w:tcPr>
-            <w:tcW w:type="dxa" w:w="2160"/>
-          </w:tcPr>
-          <w:p>
-            <w:r>
-              <w:t>新能源</w:t>
-            </w:r>
-          </w:p>
-        </w:tc>
-        <w:tc>
-          <w:tcPr>
-            <w:tcW w:type="dxa" w:w="2160"/>
-          </w:tcPr>
-          <w:p>
-            <w:r>
-              <w:t>226亿</w:t>
-            </w:r>
-          </w:p>
-        </w:tc>
-        <w:tc>
-          <w:tcPr>
-            <w:tcW w:type="dxa" w:w="2160"/>
-          </w:tcPr>
-          <w:p>
-            <w:r>
-              <w:t>9%</w:t>
-            </w:r>
-          </w:p>
-        </w:tc>
-      </w:tr>
-      <w:tr>
-        <w:tc>
-          <w:tcPr>
-            <w:tcW w:type="dxa" w:w="2160"/>
-          </w:tcPr>
-          <w:p>
-            <w:r>
-              <w:t>创亿信息有限公司</w:t>
-            </w:r>
-          </w:p>
-        </w:tc>
-        <w:tc>
-          <w:tcPr>
-            <w:tcW w:type="dxa" w:w="2160"/>
-          </w:tcPr>
-          <w:p>
-            <w:r>
-              <w:t>医疗科技</w:t>
-            </w:r>
-          </w:p>
-        </w:tc>
-        <w:tc>
-          <w:tcPr>
-            <w:tcW w:type="dxa" w:w="2160"/>
-          </w:tcPr>
-          <w:p>
-            <w:r>
-              <w:t>772亿</w:t>
-            </w:r>
-          </w:p>
-        </w:tc>
-        <w:tc>
-          <w:tcPr>
-            <w:tcW w:type="dxa" w:w="2160"/>
-          </w:tcPr>
-          <w:p>
-            <w:r>
-              <w:t>29%</w:t>
-            </w:r>
-          </w:p>
-        </w:tc>
-      </w:tr>
-      <w:tr>
-        <w:tc>
-          <w:tcPr>
-            <w:tcW w:type="dxa" w:w="2160"/>
-          </w:tcPr>
-          <w:p>
-            <w:r>
-              <w:t>信诚致远传媒有限公司</w:t>
-            </w:r>
-          </w:p>
-        </w:tc>
-        <w:tc>
-          <w:tcPr>
-            <w:tcW w:type="dxa" w:w="2160"/>
-          </w:tcPr>
-          <w:p>
-            <w:r>
-              <w:t>人工智能</w:t>
-            </w:r>
-          </w:p>
-        </w:tc>
-        <w:tc>
-          <w:tcPr>
-            <w:tcW w:type="dxa" w:w="2160"/>
-          </w:tcPr>
-          <w:p>
-            <w:r>
-              <w:t>481亿</w:t>
-            </w:r>
-          </w:p>
-        </w:tc>
-        <w:tc>
-          <w:tcPr>
-            <w:tcW w:type="dxa" w:w="2160"/>
-          </w:tcPr>
-          <w:p>
-            <w:r>
-              <w:t>5%</w:t>
-            </w:r>
-          </w:p>
-        </w:tc>
-      </w:tr>
-    </w:tbl>
-    <w:p>
-      <w:pPr>
-        <w:pStyle w:val="Heading1"/>
-      </w:pPr>
-      <w:r>
-        <w:t>行业分析 5</w:t>
-      </w:r>
-    </w:p>
-    <w:p>
-      <w:r>
-        <w:br/>
-        <w:t>鸿睿思博信息有限公司 是中国 半导体 行业的重要企业之一。</w:t>
-        <w:br/>
-        <w:t>根据华辰资本 投资策略部 的研究，该公司成立于 2015 年，</w:t>
-        <w:br/>
-        <w:t>目前员工规模约 1207 人。公司近年来持续加大研发投入，</w:t>
-        <w:br/>
-        <w:t>在核心技术方面形成了较强的竞争壁垒。</w:t>
-        <w:br/>
-      </w:r>
-    </w:p>
-    <w:p>
-      <w:r>
-        <w:br/>
-        <w:t>华辰资本旗下的 HC Energy Transition Fund 在最近的资产配置会议中</w:t>
-        <w:br/>
-        <w:t>讨论了 消费科技 行业的投资机会，并对 南康网络有限公司</w:t>
-        <w:br/>
-        <w:t>进行了重点评估。</w:t>
-        <w:br/>
-      </w:r>
-    </w:p>
-    <w:p>
-      <w:r>
-        <w:br/>
-        <w:t>富罳信息有限公司 是中国 医疗科技 行业的重要企业之一。</w:t>
-        <w:br/>
-        <w:t>根据华辰资本 风险管理部 的研究，该公司成立于 2018 年，</w:t>
-        <w:br/>
-        <w:t>目前员工规模约 2035 人。公司近年来持续加大研发投入，</w:t>
-        <w:br/>
-        <w:t>在核心技术方面形成了较强的竞争壁垒。</w:t>
-        <w:br/>
-      </w:r>
-    </w:p>
-    <w:p>
-      <w:r>
-        <w:br/>
-        <w:t>华辰资本旗下的 HC Energy Transition Fund 在最近的资产配置会议中</w:t>
-        <w:br/>
-        <w:t>讨论了 半导体 行业的投资机会，并对 佳禾科技有限公司</w:t>
-        <w:br/>
-        <w:t>进行了重点评估。</w:t>
-        <w:br/>
-      </w:r>
-    </w:p>
-    <w:p>
-      <w:r>
-        <w:br/>
-        <w:t>根据内部财务模型测算，鸿睿思博信息有限公司 在未来三年</w:t>
-        <w:br/>
-        <w:t>收入复合增长率预计可达到 11% 左右。</w:t>
-        <w:br/>
-        <w:t>该预测基于行业需求增长以及公司产能扩张计划。</w:t>
-        <w:br/>
-      </w:r>
-    </w:p>
-    <w:p>
-      <w:r>
-        <w:br/>
-        <w:t>迪摩科技有限公司 是中国 人工智能 行业的重要企业之一。</w:t>
-        <w:br/>
-        <w:t>根据华辰资本 投资委员会 的研究，该公司成立于 2017 年，</w:t>
-        <w:br/>
-        <w:t>目前员工规模约 7554 人。公司近年来持续加大研发投入，</w:t>
-        <w:br/>
-        <w:t>在核心技术方面形成了较强的竞争壁垒。</w:t>
-        <w:br/>
-      </w:r>
-    </w:p>
-    <w:p>
-      <w:r>
-        <w:br/>
-        <w:t>风险管理部认为，云计算 行业仍然面临若干</w:t>
-        <w:br/>
-        <w:t>不确定性因素，包括技术迭代风险、政策变化、</w:t>
-        <w:br/>
-        <w:t>以及市场竞争加剧等问题。</w:t>
-        <w:br/>
-      </w:r>
-    </w:p>
-    <w:p>
-      <w:r>
-        <w:br/>
-        <w:t>根据内部财务模型测算，九方网络有限公司 在未来三年</w:t>
-        <w:br/>
-        <w:t>收入复合增长率预计可达到 33% 左右。</w:t>
-        <w:br/>
-        <w:t>该预测基于行业需求增长以及公司产能扩张计划。</w:t>
-        <w:br/>
-      </w:r>
-    </w:p>
-    <w:tbl>
-      <w:tblPr>
-        <w:tblW w:type="auto" w:w="0"/>
-        <w:tblLook w:firstColumn="1" w:firstRow="1" w:lastColumn="0" w:lastRow="0" w:noHBand="0" w:noVBand="1" w:val="04A0"/>
-      </w:tblPr>
-      <w:tblGrid>
-        <w:gridCol w:w="2160"/>
-        <w:gridCol w:w="2160"/>
-        <w:gridCol w:w="2160"/>
-        <w:gridCol w:w="2160"/>
-      </w:tblGrid>
-      <w:tr>
-        <w:tc>
-          <w:tcPr>
-            <w:tcW w:type="dxa" w:w="2160"/>
-          </w:tcPr>
-          <w:p>
-            <w:r>
-              <w:t>公司</w:t>
-            </w:r>
-          </w:p>
-        </w:tc>
-        <w:tc>
-          <w:tcPr>
-            <w:tcW w:type="dxa" w:w="2160"/>
-          </w:tcPr>
-          <w:p>
-            <w:r>
-              <w:t>行业</w:t>
-            </w:r>
-          </w:p>
-        </w:tc>
-        <w:tc>
-          <w:tcPr>
-            <w:tcW w:type="dxa" w:w="2160"/>
-          </w:tcPr>
-          <w:p>
-            <w:r>
-              <w:t>市值</w:t>
-            </w:r>
-          </w:p>
-        </w:tc>
-        <w:tc>
-          <w:tcPr>
-            <w:tcW w:type="dxa" w:w="2160"/>
-          </w:tcPr>
-          <w:p>
-            <w:r>
-              <w:t>增长率</w:t>
-            </w:r>
-          </w:p>
-        </w:tc>
-      </w:tr>
-      <w:tr>
-        <w:tc>
-          <w:tcPr>
-            <w:tcW w:type="dxa" w:w="2160"/>
-          </w:tcPr>
-          <w:p>
-            <w:r>
-              <w:t>九方信息有限公司</w:t>
-            </w:r>
-          </w:p>
-        </w:tc>
-        <w:tc>
-          <w:tcPr>
-            <w:tcW w:type="dxa" w:w="2160"/>
-          </w:tcPr>
-          <w:p>
-            <w:r>
-              <w:t>新能源</w:t>
-            </w:r>
-          </w:p>
-        </w:tc>
-        <w:tc>
-          <w:tcPr>
-            <w:tcW w:type="dxa" w:w="2160"/>
-          </w:tcPr>
-          <w:p>
-            <w:r>
-              <w:t>212亿</w:t>
-            </w:r>
-          </w:p>
-        </w:tc>
-        <w:tc>
-          <w:tcPr>
-            <w:tcW w:type="dxa" w:w="2160"/>
-          </w:tcPr>
-          <w:p>
-            <w:r>
-              <w:t>16%</w:t>
-            </w:r>
-          </w:p>
-        </w:tc>
-      </w:tr>
-      <w:tr>
-        <w:tc>
-          <w:tcPr>
-            <w:tcW w:type="dxa" w:w="2160"/>
-          </w:tcPr>
-          <w:p>
-            <w:r>
-              <w:t>九方网络有限公司</w:t>
-            </w:r>
-          </w:p>
-        </w:tc>
-        <w:tc>
-          <w:tcPr>
-            <w:tcW w:type="dxa" w:w="2160"/>
-          </w:tcPr>
-          <w:p>
-            <w:r>
-              <w:t>新能源</w:t>
-            </w:r>
-          </w:p>
-        </w:tc>
-        <w:tc>
-          <w:tcPr>
-            <w:tcW w:type="dxa" w:w="2160"/>
-          </w:tcPr>
-          <w:p>
-            <w:r>
-              <w:t>228亿</w:t>
-            </w:r>
-          </w:p>
-        </w:tc>
-        <w:tc>
-          <w:tcPr>
-            <w:tcW w:type="dxa" w:w="2160"/>
-          </w:tcPr>
-          <w:p>
-            <w:r>
-              <w:t>5%</w:t>
-            </w:r>
-          </w:p>
-        </w:tc>
-      </w:tr>
-      <w:tr>
-        <w:tc>
-          <w:tcPr>
-            <w:tcW w:type="dxa" w:w="2160"/>
-          </w:tcPr>
-          <w:p>
-            <w:r>
-              <w:t>银嘉信息有限公司</w:t>
-            </w:r>
-          </w:p>
-        </w:tc>
-        <w:tc>
-          <w:tcPr>
-            <w:tcW w:type="dxa" w:w="2160"/>
-          </w:tcPr>
-          <w:p>
-            <w:r>
-              <w:t>消费科技</w:t>
-            </w:r>
-          </w:p>
-        </w:tc>
-        <w:tc>
-          <w:tcPr>
-            <w:tcW w:type="dxa" w:w="2160"/>
-          </w:tcPr>
-          <w:p>
-            <w:r>
-              <w:t>107亿</w:t>
-            </w:r>
-          </w:p>
-        </w:tc>
-        <w:tc>
-          <w:tcPr>
-            <w:tcW w:type="dxa" w:w="2160"/>
-          </w:tcPr>
-          <w:p>
-            <w:r>
-              <w:t>8%</w:t>
-            </w:r>
-          </w:p>
-        </w:tc>
-      </w:tr>
-      <w:tr>
-        <w:tc>
-          <w:tcPr>
-            <w:tcW w:type="dxa" w:w="2160"/>
-          </w:tcPr>
-          <w:p>
-            <w:r>
-              <w:t>浦华众城科技有限公司</w:t>
-            </w:r>
-          </w:p>
-        </w:tc>
-        <w:tc>
-          <w:tcPr>
-            <w:tcW w:type="dxa" w:w="2160"/>
-          </w:tcPr>
-          <w:p>
-            <w:r>
-              <w:t>半导体</w:t>
-            </w:r>
-          </w:p>
-        </w:tc>
-        <w:tc>
-          <w:tcPr>
-            <w:tcW w:type="dxa" w:w="2160"/>
-          </w:tcPr>
-          <w:p>
-            <w:r>
-              <w:t>596亿</w:t>
-            </w:r>
-          </w:p>
-        </w:tc>
-        <w:tc>
-          <w:tcPr>
-            <w:tcW w:type="dxa" w:w="2160"/>
-          </w:tcPr>
-          <w:p>
-            <w:r>
-              <w:t>13%</w:t>
-            </w:r>
-          </w:p>
-        </w:tc>
-      </w:tr>
-      <w:tr>
-        <w:tc>
-          <w:tcPr>
-            <w:tcW w:type="dxa" w:w="2160"/>
-          </w:tcPr>
-          <w:p>
-            <w:r>
-              <w:t>兰金电子网络有限公司</w:t>
-            </w:r>
-          </w:p>
-        </w:tc>
-        <w:tc>
-          <w:tcPr>
-            <w:tcW w:type="dxa" w:w="2160"/>
-          </w:tcPr>
-          <w:p>
-            <w:r>
-              <w:t>消费科技</w:t>
-            </w:r>
-          </w:p>
-        </w:tc>
-        <w:tc>
-          <w:tcPr>
-            <w:tcW w:type="dxa" w:w="2160"/>
-          </w:tcPr>
-          <w:p>
-            <w:r>
-              <w:t>687亿</w:t>
-            </w:r>
-          </w:p>
-        </w:tc>
-        <w:tc>
-          <w:tcPr>
-            <w:tcW w:type="dxa" w:w="2160"/>
-          </w:tcPr>
-          <w:p>
-            <w:r>
-              <w:t>7%</w:t>
-            </w:r>
-          </w:p>
-        </w:tc>
-      </w:tr>
-      <w:tr>
-        <w:tc>
-          <w:tcPr>
-            <w:tcW w:type="dxa" w:w="2160"/>
-          </w:tcPr>
-          <w:p>
-            <w:r>
-              <w:t>九方信息有限公司</w:t>
-            </w:r>
-          </w:p>
-        </w:tc>
-        <w:tc>
-          <w:tcPr>
-            <w:tcW w:type="dxa" w:w="2160"/>
-          </w:tcPr>
-          <w:p>
-            <w:r>
-              <w:t>新能源</w:t>
-            </w:r>
-          </w:p>
-        </w:tc>
-        <w:tc>
-          <w:tcPr>
-            <w:tcW w:type="dxa" w:w="2160"/>
-          </w:tcPr>
-          <w:p>
-            <w:r>
-              <w:t>644亿</w:t>
-            </w:r>
-          </w:p>
-        </w:tc>
-        <w:tc>
-          <w:tcPr>
-            <w:tcW w:type="dxa" w:w="2160"/>
-          </w:tcPr>
-          <w:p>
-            <w:r>
-              <w:t>29%</w:t>
-            </w:r>
-          </w:p>
-        </w:tc>
-      </w:tr>
-      <w:tr>
-        <w:tc>
-          <w:tcPr>
-            <w:tcW w:type="dxa" w:w="2160"/>
-          </w:tcPr>
-          <w:p>
-            <w:r>
-              <w:t>九方网络有限公司</w:t>
-            </w:r>
-          </w:p>
-        </w:tc>
-        <w:tc>
-          <w:tcPr>
-            <w:tcW w:type="dxa" w:w="2160"/>
-          </w:tcPr>
-          <w:p>
-            <w:r>
-              <w:t>新能源</w:t>
-            </w:r>
-          </w:p>
-        </w:tc>
-        <w:tc>
-          <w:tcPr>
-            <w:tcW w:type="dxa" w:w="2160"/>
-          </w:tcPr>
-          <w:p>
-            <w:r>
-              <w:t>505亿</w:t>
-            </w:r>
-          </w:p>
-        </w:tc>
-        <w:tc>
-          <w:tcPr>
-            <w:tcW w:type="dxa" w:w="2160"/>
-          </w:tcPr>
-          <w:p>
-            <w:r>
-              <w:t>24%</w:t>
-            </w:r>
-          </w:p>
-        </w:tc>
-      </w:tr>
-      <w:tr>
-        <w:tc>
-          <w:tcPr>
-            <w:tcW w:type="dxa" w:w="2160"/>
-          </w:tcPr>
-          <w:p>
-            <w:r>
-              <w:t>创汇传媒有限公司</w:t>
-            </w:r>
-          </w:p>
-        </w:tc>
-        <w:tc>
-          <w:tcPr>
-            <w:tcW w:type="dxa" w:w="2160"/>
-          </w:tcPr>
-          <w:p>
-            <w:r>
-              <w:t>新能源</w:t>
-            </w:r>
-          </w:p>
-        </w:tc>
-        <w:tc>
-          <w:tcPr>
-            <w:tcW w:type="dxa" w:w="2160"/>
-          </w:tcPr>
-          <w:p>
-            <w:r>
-              <w:t>144亿</w:t>
-            </w:r>
-          </w:p>
-        </w:tc>
-        <w:tc>
-          <w:tcPr>
-            <w:tcW w:type="dxa" w:w="2160"/>
-          </w:tcPr>
-          <w:p>
-            <w:r>
-              <w:t>27%</w:t>
-            </w:r>
-          </w:p>
-        </w:tc>
-      </w:tr>
-      <w:tr>
-        <w:tc>
-          <w:tcPr>
-            <w:tcW w:type="dxa" w:w="2160"/>
-          </w:tcPr>
-          <w:p>
-            <w:r>
-              <w:t>东方峻景传媒有限公司</w:t>
-            </w:r>
-          </w:p>
-        </w:tc>
-        <w:tc>
-          <w:tcPr>
-            <w:tcW w:type="dxa" w:w="2160"/>
-          </w:tcPr>
-          <w:p>
-            <w:r>
-              <w:t>新能源</w:t>
-            </w:r>
-          </w:p>
-        </w:tc>
-        <w:tc>
-          <w:tcPr>
-            <w:tcW w:type="dxa" w:w="2160"/>
-          </w:tcPr>
-          <w:p>
-            <w:r>
-              <w:t>161亿</w:t>
-            </w:r>
-          </w:p>
-        </w:tc>
-        <w:tc>
-          <w:tcPr>
-            <w:tcW w:type="dxa" w:w="2160"/>
-          </w:tcPr>
-          <w:p>
-            <w:r>
-              <w:t>13%</w:t>
-            </w:r>
-          </w:p>
-        </w:tc>
-      </w:tr>
-      <w:tr>
-        <w:tc>
-          <w:tcPr>
-            <w:tcW w:type="dxa" w:w="2160"/>
-          </w:tcPr>
-          <w:p>
-            <w:r>
-              <w:t>天益科技有限公司</w:t>
-            </w:r>
-          </w:p>
-        </w:tc>
-        <w:tc>
-          <w:tcPr>
-            <w:tcW w:type="dxa" w:w="2160"/>
-          </w:tcPr>
-          <w:p>
-            <w:r>
-              <w:t>半导体</w:t>
-            </w:r>
-          </w:p>
-        </w:tc>
-        <w:tc>
-          <w:tcPr>
-            <w:tcW w:type="dxa" w:w="2160"/>
-          </w:tcPr>
-          <w:p>
-            <w:r>
-              <w:t>455亿</w:t>
-            </w:r>
-          </w:p>
-        </w:tc>
-        <w:tc>
-          <w:tcPr>
-            <w:tcW w:type="dxa" w:w="2160"/>
-          </w:tcPr>
-          <w:p>
-            <w:r>
-              <w:t>8%</w:t>
-            </w:r>
-          </w:p>
-        </w:tc>
-      </w:tr>
-      <w:tr>
-        <w:tc>
-          <w:tcPr>
-            <w:tcW w:type="dxa" w:w="2160"/>
-          </w:tcPr>
-          <w:p>
-            <w:r>
-              <w:t>九方信息有限公司</w:t>
-            </w:r>
-          </w:p>
-        </w:tc>
-        <w:tc>
-          <w:tcPr>
-            <w:tcW w:type="dxa" w:w="2160"/>
-          </w:tcPr>
-          <w:p>
-            <w:r>
-              <w:t>新能源</w:t>
-            </w:r>
-          </w:p>
-        </w:tc>
-        <w:tc>
-          <w:tcPr>
-            <w:tcW w:type="dxa" w:w="2160"/>
-          </w:tcPr>
-          <w:p>
-            <w:r>
-              <w:t>561亿</w:t>
-            </w:r>
-          </w:p>
-        </w:tc>
-        <w:tc>
-          <w:tcPr>
-            <w:tcW w:type="dxa" w:w="2160"/>
-          </w:tcPr>
-          <w:p>
-            <w:r>
-              <w:t>7%</w:t>
-            </w:r>
-          </w:p>
-        </w:tc>
-      </w:tr>
-      <w:tr>
-        <w:tc>
-          <w:tcPr>
-            <w:tcW w:type="dxa" w:w="2160"/>
-          </w:tcPr>
-          <w:p>
-            <w:r>
-              <w:t>飞利信科技有限公司</w:t>
-            </w:r>
-          </w:p>
-        </w:tc>
-        <w:tc>
-          <w:tcPr>
-            <w:tcW w:type="dxa" w:w="2160"/>
-          </w:tcPr>
-          <w:p>
-            <w:r>
-              <w:t>新能源</w:t>
-            </w:r>
-          </w:p>
-        </w:tc>
-        <w:tc>
-          <w:tcPr>
-            <w:tcW w:type="dxa" w:w="2160"/>
-          </w:tcPr>
-          <w:p>
-            <w:r>
-              <w:t>736亿</w:t>
-            </w:r>
-          </w:p>
-        </w:tc>
-        <w:tc>
-          <w:tcPr>
-            <w:tcW w:type="dxa" w:w="2160"/>
-          </w:tcPr>
-          <w:p>
-            <w:r>
-              <w:t>20%</w:t>
-            </w:r>
-          </w:p>
-        </w:tc>
-      </w:tr>
-      <w:tr>
-        <w:tc>
-          <w:tcPr>
-            <w:tcW w:type="dxa" w:w="2160"/>
-          </w:tcPr>
-          <w:p>
-            <w:r>
-              <w:t>浦华众城信息有限公司</w:t>
-            </w:r>
-          </w:p>
-        </w:tc>
-        <w:tc>
-          <w:tcPr>
-            <w:tcW w:type="dxa" w:w="2160"/>
-          </w:tcPr>
-          <w:p>
-            <w:r>
-              <w:t>云计算</w:t>
-            </w:r>
-          </w:p>
-        </w:tc>
-        <w:tc>
-          <w:tcPr>
-            <w:tcW w:type="dxa" w:w="2160"/>
-          </w:tcPr>
-          <w:p>
-            <w:r>
-              <w:t>196亿</w:t>
-            </w:r>
-          </w:p>
-        </w:tc>
-        <w:tc>
-          <w:tcPr>
-            <w:tcW w:type="dxa" w:w="2160"/>
-          </w:tcPr>
-          <w:p>
-            <w:r>
-              <w:t>29%</w:t>
-            </w:r>
-          </w:p>
-        </w:tc>
-      </w:tr>
-      <w:tr>
-        <w:tc>
-          <w:tcPr>
-            <w:tcW w:type="dxa" w:w="2160"/>
-          </w:tcPr>
-          <w:p>
-            <w:r>
-              <w:t>创亿网络有限公司</w:t>
-            </w:r>
-          </w:p>
-        </w:tc>
-        <w:tc>
-          <w:tcPr>
-            <w:tcW w:type="dxa" w:w="2160"/>
-          </w:tcPr>
-          <w:p>
-            <w:r>
-              <w:t>云计算</w:t>
-            </w:r>
-          </w:p>
-        </w:tc>
-        <w:tc>
-          <w:tcPr>
-            <w:tcW w:type="dxa" w:w="2160"/>
-          </w:tcPr>
-          <w:p>
-            <w:r>
-              <w:t>754亿</w:t>
-            </w:r>
-          </w:p>
-        </w:tc>
-        <w:tc>
-          <w:tcPr>
-            <w:tcW w:type="dxa" w:w="2160"/>
-          </w:tcPr>
-          <w:p>
-            <w:r>
-              <w:t>19%</w:t>
-            </w:r>
-          </w:p>
-        </w:tc>
-      </w:tr>
-      <w:tr>
-        <w:tc>
-          <w:tcPr>
-            <w:tcW w:type="dxa" w:w="2160"/>
-          </w:tcPr>
-          <w:p>
-            <w:r>
-              <w:t>信诚致远传媒有限公司</w:t>
-            </w:r>
-          </w:p>
-        </w:tc>
-        <w:tc>
-          <w:tcPr>
-            <w:tcW w:type="dxa" w:w="2160"/>
-          </w:tcPr>
-          <w:p>
-            <w:r>
-              <w:t>人工智能</w:t>
-            </w:r>
-          </w:p>
-        </w:tc>
-        <w:tc>
-          <w:tcPr>
-            <w:tcW w:type="dxa" w:w="2160"/>
-          </w:tcPr>
-          <w:p>
-            <w:r>
-              <w:t>234亿</w:t>
-            </w:r>
-          </w:p>
-        </w:tc>
-        <w:tc>
-          <w:tcPr>
-            <w:tcW w:type="dxa" w:w="2160"/>
-          </w:tcPr>
-          <w:p>
-            <w:r>
-              <w:t>22%</w:t>
+              <w:t>406亿</w:t>
+            </w:r>
+          </w:p>
+        </w:tc>
+        <w:tc>
+          <w:tcPr>
+            <w:tcW w:type="dxa" w:w="2160"/>
+          </w:tcPr>
+          <w:p>
+            <w:r>
+              <w:t>26%</w:t>
             </w:r>
           </w:p>
         </w:tc>
